--- a/docs/references/Trainelo - Implementation Checklist.docx
+++ b/docs/references/Trainelo - Implementation Checklist.docx
@@ -8,15 +8,25 @@
           <w:lang w:val="en-US"/>
         </w:rPr>
       </w:pPr>
-      <w:hyperlink r:id="rId5" w:history="1">
-        <w:r>
-          <w:rPr>
-            <w:rStyle w:val="Hyperlink"/>
-            <w:lang w:val="en-US"/>
-          </w:rPr>
-          <w:t>https://chatgpt.com/s/t_69610fdc35b8819193ee9ebb0d50ac5d</w:t>
-        </w:r>
-      </w:hyperlink>
+      <w:r>
+        <w:fldChar w:fldCharType="begin"/>
+      </w:r>
+      <w:r>
+        <w:instrText>HYPERLINK "https://chatgpt.com/s/t_69610fdc35b8819193ee9ebb0d50ac5d"</w:instrText>
+      </w:r>
+      <w:r>
+        <w:fldChar w:fldCharType="separate"/>
+      </w:r>
+      <w:r>
+        <w:rPr>
+          <w:rStyle w:val="Hyperlink"/>
+          <w:lang w:val="en-US"/>
+        </w:rPr>
+        <w:t>https://chatgpt.com/s/t_69610fdc35b8819193ee9ebb0d50ac5d</w:t>
+      </w:r>
+      <w:r>
+        <w:fldChar w:fldCharType="end"/>
+      </w:r>
     </w:p>
     <w:p>
       <w:pPr>
@@ -50,50 +60,124 @@
           <w:bCs/>
           <w:lang w:val="en-US"/>
         </w:rPr>
-        <w:t>Next.js (App Router) + Vercel + Supabase</w:t>
-      </w:r>
-      <w:r>
-        <w:rPr>
-          <w:lang w:val="en-US"/>
-        </w:rPr>
-        <w:t>, with Claude Code prompts included.</w:t>
-      </w:r>
-    </w:p>
-    <w:p>
-      <w:r>
-        <w:pict w14:anchorId="70F45A94">
-          <v:rect id="_x0000_i1025" style="width:0;height:1.5pt" o:hralign="center" o:hrstd="t" o:hr="t" fillcolor="#a0a0a0" stroked="f"/>
-        </w:pict>
-      </w:r>
-    </w:p>
-    <w:p>
-      <w:pPr>
+        <w:t xml:space="preserve">Next.js (App Router) + </w:t>
+      </w:r>
+      <w:proofErr w:type="spellStart"/>
+      <w:r>
         <w:rPr>
           <w:b/>
           <w:bCs/>
           <w:lang w:val="en-US"/>
         </w:rPr>
-      </w:pPr>
+        <w:t>Vercel</w:t>
+      </w:r>
+      <w:proofErr w:type="spellEnd"/>
       <w:r>
         <w:rPr>
           <w:b/>
           <w:bCs/>
           <w:lang w:val="en-US"/>
         </w:rPr>
-        <w:t>Trainelo MVP Implementation Checklist (Next.js + Vercel + Supabase) — One Truth List</w:t>
-      </w:r>
-    </w:p>
-    <w:p>
-      <w:pPr>
+        <w:t xml:space="preserve"> + </w:t>
+      </w:r>
+      <w:proofErr w:type="spellStart"/>
+      <w:r>
         <w:rPr>
           <w:b/>
           <w:bCs/>
-        </w:rPr>
-      </w:pPr>
-      <w:r>
+          <w:lang w:val="en-US"/>
+        </w:rPr>
+        <w:t>Supabase</w:t>
+      </w:r>
+      <w:proofErr w:type="spellEnd"/>
+      <w:r>
+        <w:rPr>
+          <w:lang w:val="en-US"/>
+        </w:rPr>
+        <w:t>, with Claude Code prompts included.</w:t>
+      </w:r>
+    </w:p>
+    <w:p>
+      <w:r>
+        <w:pict w14:anchorId="25793089">
+          <v:rect id="_x0000_i1061" style="width:0;height:1.5pt" o:hralign="center" o:hrstd="t" o:hr="t" fillcolor="#a0a0a0" stroked="f"/>
+        </w:pict>
+      </w:r>
+    </w:p>
+    <w:p>
+      <w:pPr>
         <w:rPr>
           <w:b/>
           <w:bCs/>
+          <w:lang w:val="en-US"/>
+        </w:rPr>
+      </w:pPr>
+      <w:proofErr w:type="spellStart"/>
+      <w:r>
+        <w:rPr>
+          <w:b/>
+          <w:bCs/>
+          <w:lang w:val="en-US"/>
+        </w:rPr>
+        <w:t>Trainelo</w:t>
+      </w:r>
+      <w:proofErr w:type="spellEnd"/>
+      <w:r>
+        <w:rPr>
+          <w:b/>
+          <w:bCs/>
+          <w:lang w:val="en-US"/>
+        </w:rPr>
+        <w:t xml:space="preserve"> MVP Implementation Checklist (Vite + </w:t>
+      </w:r>
+      <w:proofErr w:type="spellStart"/>
+      <w:r>
+        <w:rPr>
+          <w:b/>
+          <w:bCs/>
+          <w:lang w:val="en-US"/>
+        </w:rPr>
+        <w:t>Vercel</w:t>
+      </w:r>
+      <w:proofErr w:type="spellEnd"/>
+      <w:r>
+        <w:rPr>
+          <w:b/>
+          <w:bCs/>
+          <w:lang w:val="en-US"/>
+        </w:rPr>
+        <w:t xml:space="preserve"> Functions + </w:t>
+      </w:r>
+      <w:proofErr w:type="spellStart"/>
+      <w:r>
+        <w:rPr>
+          <w:b/>
+          <w:bCs/>
+          <w:lang w:val="en-US"/>
+        </w:rPr>
+        <w:t>Supabase</w:t>
+      </w:r>
+      <w:proofErr w:type="spellEnd"/>
+      <w:r>
+        <w:rPr>
+          <w:b/>
+          <w:bCs/>
+          <w:lang w:val="en-US"/>
+        </w:rPr>
+        <w:t>) — One Truth List</w:t>
+      </w:r>
+    </w:p>
+    <w:p>
+      <w:pPr>
+        <w:rPr>
+          <w:b/>
+          <w:bCs/>
+        </w:rPr>
+      </w:pPr>
+      <w:r>
+        <w:rPr>
+          <w:b/>
+          <w:bCs/>
         </w:rPr>
         <w:t>Folder mapping (final)</w:t>
       </w:r>
@@ -112,7 +196,21 @@
         <w:rPr>
           <w:lang w:val="en-US"/>
         </w:rPr>
-        <w:t>Core logic: src/lib/core/**</w:t>
+        <w:t xml:space="preserve">Core logic: </w:t>
+      </w:r>
+      <w:proofErr w:type="spellStart"/>
+      <w:r>
+        <w:rPr>
+          <w:lang w:val="en-US"/>
+        </w:rPr>
+        <w:t>src</w:t>
+      </w:r>
+      <w:proofErr w:type="spellEnd"/>
+      <w:r>
+        <w:rPr>
+          <w:lang w:val="en-US"/>
+        </w:rPr>
+        <w:t>/lib/core/**</w:t>
       </w:r>
     </w:p>
     <w:p>
@@ -129,7 +227,35 @@
         <w:rPr>
           <w:lang w:val="en-US"/>
         </w:rPr>
-        <w:t>Data access: src/lib/db/**</w:t>
+        <w:t xml:space="preserve">Data access: </w:t>
+      </w:r>
+      <w:proofErr w:type="spellStart"/>
+      <w:r>
+        <w:rPr>
+          <w:lang w:val="en-US"/>
+        </w:rPr>
+        <w:t>src</w:t>
+      </w:r>
+      <w:proofErr w:type="spellEnd"/>
+      <w:r>
+        <w:rPr>
+          <w:lang w:val="en-US"/>
+        </w:rPr>
+        <w:t>/lib/</w:t>
+      </w:r>
+      <w:proofErr w:type="spellStart"/>
+      <w:r>
+        <w:rPr>
+          <w:lang w:val="en-US"/>
+        </w:rPr>
+        <w:t>db</w:t>
+      </w:r>
+      <w:proofErr w:type="spellEnd"/>
+      <w:r>
+        <w:rPr>
+          <w:lang w:val="en-US"/>
+        </w:rPr>
+        <w:t>/**</w:t>
       </w:r>
     </w:p>
     <w:p>
@@ -146,7 +272,35 @@
         <w:rPr>
           <w:lang w:val="en-US"/>
         </w:rPr>
-        <w:t>Garmin integration: src/lib/integrations/garmin/**</w:t>
+        <w:t xml:space="preserve">Garmin integration: </w:t>
+      </w:r>
+      <w:proofErr w:type="spellStart"/>
+      <w:r>
+        <w:rPr>
+          <w:lang w:val="en-US"/>
+        </w:rPr>
+        <w:t>src</w:t>
+      </w:r>
+      <w:proofErr w:type="spellEnd"/>
+      <w:r>
+        <w:rPr>
+          <w:lang w:val="en-US"/>
+        </w:rPr>
+        <w:t>/lib/integrations/</w:t>
+      </w:r>
+      <w:proofErr w:type="spellStart"/>
+      <w:r>
+        <w:rPr>
+          <w:lang w:val="en-US"/>
+        </w:rPr>
+        <w:t>garmin</w:t>
+      </w:r>
+      <w:proofErr w:type="spellEnd"/>
+      <w:r>
+        <w:rPr>
+          <w:lang w:val="en-US"/>
+        </w:rPr>
+        <w:t>/**</w:t>
       </w:r>
     </w:p>
     <w:p>
@@ -157,7 +311,7 @@
         </w:numPr>
       </w:pPr>
       <w:r>
-        <w:t>API routes: app/api/**</w:t>
+        <w:t>API routes: api/**</w:t>
       </w:r>
     </w:p>
     <w:p>
@@ -174,7 +328,49 @@
         <w:rPr>
           <w:lang w:val="en-US"/>
         </w:rPr>
-        <w:t>Cron routes (Vercel Cron triggers): app/api/cron/**</w:t>
+        <w:t>Cron routes (</w:t>
+      </w:r>
+      <w:proofErr w:type="spellStart"/>
+      <w:r>
+        <w:rPr>
+          <w:lang w:val="en-US"/>
+        </w:rPr>
+        <w:t>Vercel</w:t>
+      </w:r>
+      <w:proofErr w:type="spellEnd"/>
+      <w:r>
+        <w:rPr>
+          <w:lang w:val="en-US"/>
+        </w:rPr>
+        <w:t xml:space="preserve"> Cron triggers): </w:t>
+      </w:r>
+      <w:proofErr w:type="spellStart"/>
+      <w:r>
+        <w:rPr>
+          <w:lang w:val="en-US"/>
+        </w:rPr>
+        <w:t>api</w:t>
+      </w:r>
+      <w:proofErr w:type="spellEnd"/>
+      <w:r>
+        <w:rPr>
+          <w:lang w:val="en-US"/>
+        </w:rPr>
+        <w:t>/</w:t>
+      </w:r>
+      <w:proofErr w:type="spellStart"/>
+      <w:r>
+        <w:rPr>
+          <w:lang w:val="en-US"/>
+        </w:rPr>
+        <w:t>cron</w:t>
+      </w:r>
+      <w:proofErr w:type="spellEnd"/>
+      <w:r>
+        <w:rPr>
+          <w:lang w:val="en-US"/>
+        </w:rPr>
+        <w:t>/**</w:t>
       </w:r>
     </w:p>
     <w:p>
@@ -183,9 +379,43 @@
           <w:ilvl w:val="0"/>
           <w:numId w:val="2"/>
         </w:numPr>
-      </w:pPr>
-      <w:r>
-        <w:t>UI (App Router): app/**</w:t>
+        <w:rPr>
+          <w:lang w:val="en-US"/>
+        </w:rPr>
+      </w:pPr>
+      <w:r>
+        <w:rPr>
+          <w:lang w:val="en-US"/>
+        </w:rPr>
+        <w:t xml:space="preserve">UI (Vite/React): </w:t>
+      </w:r>
+      <w:proofErr w:type="spellStart"/>
+      <w:r>
+        <w:rPr>
+          <w:lang w:val="en-US"/>
+        </w:rPr>
+        <w:t>src</w:t>
+      </w:r>
+      <w:proofErr w:type="spellEnd"/>
+      <w:r>
+        <w:rPr>
+          <w:lang w:val="en-US"/>
+        </w:rPr>
+        <w:t xml:space="preserve">/pages/** + </w:t>
+      </w:r>
+      <w:proofErr w:type="spellStart"/>
+      <w:r>
+        <w:rPr>
+          <w:lang w:val="en-US"/>
+        </w:rPr>
+        <w:t>src</w:t>
+      </w:r>
+      <w:proofErr w:type="spellEnd"/>
+      <w:r>
+        <w:rPr>
+          <w:lang w:val="en-US"/>
+        </w:rPr>
+        <w:t>/components/** (React Router)</w:t>
       </w:r>
     </w:p>
     <w:p>
@@ -202,7 +432,35 @@
         <w:rPr>
           <w:lang w:val="en-US"/>
         </w:rPr>
-        <w:t>Tests: src/**/*.test.ts (or /tests if you prefer)</w:t>
+        <w:t xml:space="preserve">Tests: </w:t>
+      </w:r>
+      <w:proofErr w:type="spellStart"/>
+      <w:r>
+        <w:rPr>
+          <w:lang w:val="en-US"/>
+        </w:rPr>
+        <w:t>src</w:t>
+      </w:r>
+      <w:proofErr w:type="spellEnd"/>
+      <w:r>
+        <w:rPr>
+          <w:lang w:val="en-US"/>
+        </w:rPr>
+        <w:t>/**/*.</w:t>
+      </w:r>
+      <w:proofErr w:type="spellStart"/>
+      <w:r>
+        <w:rPr>
+          <w:lang w:val="en-US"/>
+        </w:rPr>
+        <w:t>test.ts</w:t>
+      </w:r>
+      <w:proofErr w:type="spellEnd"/>
+      <w:r>
+        <w:rPr>
+          <w:lang w:val="en-US"/>
+        </w:rPr>
+        <w:t xml:space="preserve"> (or /tests if you prefer)</w:t>
       </w:r>
     </w:p>
     <w:p>
@@ -219,13 +477,272 @@
         <w:rPr>
           <w:lang w:val="en-US"/>
         </w:rPr>
-        <w:t>SQL migrations: supabase/migrations/** (or Prisma if you use Prisma)</w:t>
-      </w:r>
-    </w:p>
-    <w:p>
-      <w:r>
-        <w:pict w14:anchorId="6943DE3E">
-          <v:rect id="_x0000_i1026" style="width:0;height:1.5pt" o:hralign="center" o:hrstd="t" o:hr="t" fillcolor="#a0a0a0" stroked="f"/>
+        <w:t xml:space="preserve">SQL migrations: </w:t>
+      </w:r>
+      <w:proofErr w:type="spellStart"/>
+      <w:r>
+        <w:rPr>
+          <w:lang w:val="en-US"/>
+        </w:rPr>
+        <w:t>supabase</w:t>
+      </w:r>
+      <w:proofErr w:type="spellEnd"/>
+      <w:r>
+        <w:rPr>
+          <w:lang w:val="en-US"/>
+        </w:rPr>
+        <w:t>/migrations/** (or Prisma if you use Prisma)</w:t>
+      </w:r>
+    </w:p>
+    <w:p>
+      <w:pPr>
+        <w:rPr>
+          <w:lang w:val="en-US"/>
+        </w:rPr>
+      </w:pPr>
+    </w:p>
+    <w:p>
+      <w:pPr>
+        <w:rPr>
+          <w:lang w:val="en-US"/>
+        </w:rPr>
+      </w:pPr>
+      <w:r>
+        <w:rPr>
+          <w:lang w:val="en-US"/>
+        </w:rPr>
+        <w:t>Local development (Windows)</w:t>
+      </w:r>
+    </w:p>
+    <w:p>
+      <w:pPr>
+        <w:rPr>
+          <w:lang w:val="en-US"/>
+        </w:rPr>
+      </w:pPr>
+      <w:r>
+        <w:rPr>
+          <w:lang w:val="en-US"/>
+        </w:rPr>
+        <w:t>- Do NOT rely on `</w:t>
+      </w:r>
+      <w:proofErr w:type="spellStart"/>
+      <w:r>
+        <w:rPr>
+          <w:lang w:val="en-US"/>
+        </w:rPr>
+        <w:t>vercel</w:t>
+      </w:r>
+      <w:proofErr w:type="spellEnd"/>
+      <w:r>
+        <w:rPr>
+          <w:lang w:val="en-US"/>
+        </w:rPr>
+        <w:t xml:space="preserve"> dev` on Windows: it can serve incorrect MIME types for Vite modules (e.g. /@vite/client returning text/html), which breaks the frontend.</w:t>
+      </w:r>
+    </w:p>
+    <w:p>
+      <w:pPr>
+        <w:rPr>
+          <w:lang w:val="en-US"/>
+        </w:rPr>
+      </w:pPr>
+      <w:r>
+        <w:rPr>
+          <w:lang w:val="en-US"/>
+        </w:rPr>
+        <w:t>- Use the supported local workflow instead:</w:t>
+      </w:r>
+    </w:p>
+    <w:p>
+      <w:pPr>
+        <w:rPr>
+          <w:lang w:val="en-US"/>
+        </w:rPr>
+      </w:pPr>
+      <w:r>
+        <w:rPr>
+          <w:lang w:val="en-US"/>
+        </w:rPr>
+        <w:t xml:space="preserve">  - `</w:t>
+      </w:r>
+      <w:proofErr w:type="spellStart"/>
+      <w:r>
+        <w:rPr>
+          <w:lang w:val="en-US"/>
+        </w:rPr>
+        <w:t>npm</w:t>
+      </w:r>
+      <w:proofErr w:type="spellEnd"/>
+      <w:r>
+        <w:rPr>
+          <w:lang w:val="en-US"/>
+        </w:rPr>
+        <w:t xml:space="preserve"> run dev` → Vite frontend on http://127.0.0.1:8080</w:t>
+      </w:r>
+    </w:p>
+    <w:p>
+      <w:pPr>
+        <w:rPr>
+          <w:lang w:val="en-US"/>
+        </w:rPr>
+      </w:pPr>
+      <w:r>
+        <w:rPr>
+          <w:lang w:val="en-US"/>
+        </w:rPr>
+        <w:t xml:space="preserve">  - `</w:t>
+      </w:r>
+      <w:proofErr w:type="spellStart"/>
+      <w:r>
+        <w:rPr>
+          <w:lang w:val="en-US"/>
+        </w:rPr>
+        <w:t>npm</w:t>
+      </w:r>
+      <w:proofErr w:type="spellEnd"/>
+      <w:r>
+        <w:rPr>
+          <w:lang w:val="en-US"/>
+        </w:rPr>
+        <w:t xml:space="preserve"> run </w:t>
+      </w:r>
+      <w:proofErr w:type="spellStart"/>
+      <w:r>
+        <w:rPr>
+          <w:lang w:val="en-US"/>
+        </w:rPr>
+        <w:t>dev:api</w:t>
+      </w:r>
+      <w:proofErr w:type="spellEnd"/>
+      <w:r>
+        <w:rPr>
+          <w:lang w:val="en-US"/>
+        </w:rPr>
+        <w:t xml:space="preserve">` → local Express wrapper for </w:t>
+      </w:r>
+      <w:proofErr w:type="spellStart"/>
+      <w:r>
+        <w:rPr>
+          <w:lang w:val="en-US"/>
+        </w:rPr>
+        <w:t>Vercel</w:t>
+      </w:r>
+      <w:proofErr w:type="spellEnd"/>
+      <w:r>
+        <w:rPr>
+          <w:lang w:val="en-US"/>
+        </w:rPr>
+        <w:t xml:space="preserve"> serverless functions on http://127.0.0.1:3001</w:t>
+      </w:r>
+    </w:p>
+    <w:p>
+      <w:pPr>
+        <w:rPr>
+          <w:lang w:val="en-US"/>
+        </w:rPr>
+      </w:pPr>
+      <w:r>
+        <w:rPr>
+          <w:lang w:val="en-US"/>
+        </w:rPr>
+        <w:t xml:space="preserve">  - `</w:t>
+      </w:r>
+      <w:proofErr w:type="spellStart"/>
+      <w:r>
+        <w:rPr>
+          <w:lang w:val="en-US"/>
+        </w:rPr>
+        <w:t>npm</w:t>
+      </w:r>
+      <w:proofErr w:type="spellEnd"/>
+      <w:r>
+        <w:rPr>
+          <w:lang w:val="en-US"/>
+        </w:rPr>
+        <w:t xml:space="preserve"> run </w:t>
+      </w:r>
+      <w:proofErr w:type="spellStart"/>
+      <w:r>
+        <w:rPr>
+          <w:lang w:val="en-US"/>
+        </w:rPr>
+        <w:t>dev:full</w:t>
+      </w:r>
+      <w:proofErr w:type="spellEnd"/>
+      <w:r>
+        <w:rPr>
+          <w:lang w:val="en-US"/>
+        </w:rPr>
+        <w:t>` → runs both (recommended)</w:t>
+      </w:r>
+    </w:p>
+    <w:p>
+      <w:pPr>
+        <w:rPr>
+          <w:lang w:val="en-US"/>
+        </w:rPr>
+      </w:pPr>
+      <w:r>
+        <w:rPr>
+          <w:lang w:val="en-US"/>
+        </w:rPr>
+        <w:t>- When you add a new `/</w:t>
+      </w:r>
+      <w:proofErr w:type="spellStart"/>
+      <w:r>
+        <w:rPr>
+          <w:lang w:val="en-US"/>
+        </w:rPr>
+        <w:t>api</w:t>
+      </w:r>
+      <w:proofErr w:type="spellEnd"/>
+      <w:r>
+        <w:rPr>
+          <w:lang w:val="en-US"/>
+        </w:rPr>
+        <w:t>/**` endpoint, register it in `scripts/dev/</w:t>
+      </w:r>
+      <w:proofErr w:type="spellStart"/>
+      <w:r>
+        <w:rPr>
+          <w:lang w:val="en-US"/>
+        </w:rPr>
+        <w:t>apiRoutes.ts</w:t>
+      </w:r>
+      <w:proofErr w:type="spellEnd"/>
+      <w:r>
+        <w:rPr>
+          <w:lang w:val="en-US"/>
+        </w:rPr>
+        <w:t>` so it’s available in local `</w:t>
+      </w:r>
+      <w:proofErr w:type="spellStart"/>
+      <w:r>
+        <w:rPr>
+          <w:lang w:val="en-US"/>
+        </w:rPr>
+        <w:t>dev:api</w:t>
+      </w:r>
+      <w:proofErr w:type="spellEnd"/>
+      <w:r>
+        <w:rPr>
+          <w:lang w:val="en-US"/>
+        </w:rPr>
+        <w:t>`.</w:t>
+      </w:r>
+    </w:p>
+    <w:p>
+      <w:pPr>
+        <w:rPr>
+          <w:lang w:val="en-US"/>
+        </w:rPr>
+      </w:pPr>
+    </w:p>
+    <w:p>
+      <w:r>
+        <w:pict w14:anchorId="3547B669">
+          <v:rect id="_x0000_i1062" style="width:0;height:1.5pt" o:hralign="center" o:hrstd="t" o:hr="t" fillcolor="#a0a0a0" stroked="f"/>
         </w:pict>
       </w:r>
     </w:p>
@@ -269,7 +786,21 @@
         <w:rPr>
           <w:lang w:val="en-US"/>
         </w:rPr>
-        <w:t>Add test runner (Vitest recommended)</w:t>
+        <w:t>Add test runner (</w:t>
+      </w:r>
+      <w:proofErr w:type="spellStart"/>
+      <w:r>
+        <w:rPr>
+          <w:lang w:val="en-US"/>
+        </w:rPr>
+        <w:t>Vitest</w:t>
+      </w:r>
+      <w:proofErr w:type="spellEnd"/>
+      <w:r>
+        <w:rPr>
+          <w:lang w:val="en-US"/>
+        </w:rPr>
+        <w:t xml:space="preserve"> recommended)</w:t>
       </w:r>
     </w:p>
     <w:p>
@@ -286,7 +817,35 @@
         <w:rPr>
           <w:lang w:val="en-US"/>
         </w:rPr>
-        <w:t>Create shared enums/types early in src/lib/core/contracts/**:</w:t>
+        <w:t xml:space="preserve">Create shared </w:t>
+      </w:r>
+      <w:proofErr w:type="spellStart"/>
+      <w:r>
+        <w:rPr>
+          <w:lang w:val="en-US"/>
+        </w:rPr>
+        <w:t>enums</w:t>
+      </w:r>
+      <w:proofErr w:type="spellEnd"/>
+      <w:r>
+        <w:rPr>
+          <w:lang w:val="en-US"/>
+        </w:rPr>
+        <w:t xml:space="preserve">/types early in </w:t>
+      </w:r>
+      <w:proofErr w:type="spellStart"/>
+      <w:r>
+        <w:rPr>
+          <w:lang w:val="en-US"/>
+        </w:rPr>
+        <w:t>src</w:t>
+      </w:r>
+      <w:proofErr w:type="spellEnd"/>
+      <w:r>
+        <w:rPr>
+          <w:lang w:val="en-US"/>
+        </w:rPr>
+        <w:t>/lib/core/contracts/**:</w:t>
       </w:r>
     </w:p>
     <w:p>
@@ -308,6 +867,7 @@
         </w:numPr>
       </w:pPr>
       <w:r>
+        <w:lastRenderedPageBreak/>
         <w:t>CandidateId enum</w:t>
       </w:r>
     </w:p>
@@ -391,8 +951,30 @@
         <w:rPr>
           <w:lang w:val="en-US"/>
         </w:rPr>
-        <w:t>Add server-only env validation (Zod) in src/lib/env.ts</w:t>
-      </w:r>
+        <w:t xml:space="preserve">Add server-only env validation (Zod) in </w:t>
+      </w:r>
+      <w:proofErr w:type="spellStart"/>
+      <w:r>
+        <w:rPr>
+          <w:lang w:val="en-US"/>
+        </w:rPr>
+        <w:t>src</w:t>
+      </w:r>
+      <w:proofErr w:type="spellEnd"/>
+      <w:r>
+        <w:rPr>
+          <w:lang w:val="en-US"/>
+        </w:rPr>
+        <w:t>/lib/</w:t>
+      </w:r>
+      <w:proofErr w:type="spellStart"/>
+      <w:r>
+        <w:rPr>
+          <w:lang w:val="en-US"/>
+        </w:rPr>
+        <w:t>env.ts</w:t>
+      </w:r>
+      <w:proofErr w:type="spellEnd"/>
     </w:p>
     <w:p>
       <w:pPr>
@@ -414,7 +996,91 @@
         <w:rPr>
           <w:lang w:val="en-US"/>
         </w:rPr>
-        <w:t xml:space="preserve">“In my Next.js App Router project, set up strict TS, ESLint/Prettier, Vitest, and create src/lib/core/contracts with enums for ReasonCodes, CandidateIds, and shared response types. </w:t>
+        <w:t xml:space="preserve">“In my Next.js App Router project, set up strict TS, </w:t>
+      </w:r>
+      <w:proofErr w:type="spellStart"/>
+      <w:r>
+        <w:rPr>
+          <w:lang w:val="en-US"/>
+        </w:rPr>
+        <w:t>ESLint</w:t>
+      </w:r>
+      <w:proofErr w:type="spellEnd"/>
+      <w:r>
+        <w:rPr>
+          <w:lang w:val="en-US"/>
+        </w:rPr>
+        <w:t xml:space="preserve">/Prettier, </w:t>
+      </w:r>
+      <w:proofErr w:type="spellStart"/>
+      <w:r>
+        <w:rPr>
+          <w:lang w:val="en-US"/>
+        </w:rPr>
+        <w:t>Vitest</w:t>
+      </w:r>
+      <w:proofErr w:type="spellEnd"/>
+      <w:r>
+        <w:rPr>
+          <w:lang w:val="en-US"/>
+        </w:rPr>
+        <w:t xml:space="preserve">, and create </w:t>
+      </w:r>
+      <w:proofErr w:type="spellStart"/>
+      <w:r>
+        <w:rPr>
+          <w:lang w:val="en-US"/>
+        </w:rPr>
+        <w:t>src</w:t>
+      </w:r>
+      <w:proofErr w:type="spellEnd"/>
+      <w:r>
+        <w:rPr>
+          <w:lang w:val="en-US"/>
+        </w:rPr>
+        <w:t xml:space="preserve">/lib/core/contracts with </w:t>
+      </w:r>
+      <w:proofErr w:type="spellStart"/>
+      <w:r>
+        <w:rPr>
+          <w:lang w:val="en-US"/>
+        </w:rPr>
+        <w:t>enums</w:t>
+      </w:r>
+      <w:proofErr w:type="spellEnd"/>
+      <w:r>
+        <w:rPr>
+          <w:lang w:val="en-US"/>
+        </w:rPr>
+        <w:t xml:space="preserve"> for </w:t>
+      </w:r>
+      <w:proofErr w:type="spellStart"/>
+      <w:r>
+        <w:rPr>
+          <w:lang w:val="en-US"/>
+        </w:rPr>
+        <w:t>ReasonCodes</w:t>
+      </w:r>
+      <w:proofErr w:type="spellEnd"/>
+      <w:r>
+        <w:rPr>
+          <w:lang w:val="en-US"/>
+        </w:rPr>
+        <w:t xml:space="preserve">, </w:t>
+      </w:r>
+      <w:proofErr w:type="spellStart"/>
+      <w:r>
+        <w:rPr>
+          <w:lang w:val="en-US"/>
+        </w:rPr>
+        <w:t>CandidateIds</w:t>
+      </w:r>
+      <w:proofErr w:type="spellEnd"/>
+      <w:r>
+        <w:rPr>
+          <w:lang w:val="en-US"/>
+        </w:rPr>
+        <w:t xml:space="preserve">, and shared response types. </w:t>
       </w:r>
       <w:r>
         <w:t>Add env validation with Zod.”</w:t>
@@ -422,9 +1088,8 @@
     </w:p>
     <w:p>
       <w:r>
-        <w:lastRenderedPageBreak/>
-        <w:pict w14:anchorId="6BB1E1BD">
-          <v:rect id="_x0000_i1027" style="width:0;height:1.5pt" o:hralign="center" o:hrstd="t" o:hr="t" fillcolor="#a0a0a0" stroked="f"/>
+        <w:pict w14:anchorId="1B2DAE4B">
+          <v:rect id="_x0000_i1063" style="width:0;height:1.5pt" o:hralign="center" o:hrstd="t" o:hr="t" fillcolor="#a0a0a0" stroked="f"/>
         </w:pict>
       </w:r>
     </w:p>
@@ -442,23 +1107,41 @@
           <w:bCs/>
           <w:lang w:val="en-US"/>
         </w:rPr>
-        <w:t>1) Supabase schema (canonical time-series + trust layer)</w:t>
-      </w:r>
-    </w:p>
-    <w:p>
-      <w:pPr>
+        <w:t xml:space="preserve">1) </w:t>
+      </w:r>
+      <w:proofErr w:type="spellStart"/>
+      <w:r>
         <w:rPr>
           <w:b/>
           <w:bCs/>
           <w:lang w:val="en-US"/>
         </w:rPr>
-      </w:pPr>
+        <w:t>Supabase</w:t>
+      </w:r>
+      <w:proofErr w:type="spellEnd"/>
       <w:r>
         <w:rPr>
           <w:b/>
           <w:bCs/>
           <w:lang w:val="en-US"/>
         </w:rPr>
+        <w:t xml:space="preserve"> schema (canonical time-series + trust layer)</w:t>
+      </w:r>
+    </w:p>
+    <w:p>
+      <w:pPr>
+        <w:rPr>
+          <w:b/>
+          <w:bCs/>
+          <w:lang w:val="en-US"/>
+        </w:rPr>
+      </w:pPr>
+      <w:r>
+        <w:rPr>
+          <w:b/>
+          <w:bCs/>
+          <w:lang w:val="en-US"/>
+        </w:rPr>
         <w:t>1.1 Required tables (MVP minimal but correct shape)</w:t>
       </w:r>
     </w:p>
@@ -516,11 +1199,19 @@
           <w:lang w:val="en-US"/>
         </w:rPr>
       </w:pPr>
-      <w:r>
-        <w:rPr>
-          <w:lang w:val="en-US"/>
-        </w:rPr>
-        <w:t>user_flags (RPE, soreness, pain, illness symptoms)</w:t>
+      <w:proofErr w:type="spellStart"/>
+      <w:r>
+        <w:rPr>
+          <w:lang w:val="en-US"/>
+        </w:rPr>
+        <w:t>user_flags</w:t>
+      </w:r>
+      <w:proofErr w:type="spellEnd"/>
+      <w:r>
+        <w:rPr>
+          <w:lang w:val="en-US"/>
+        </w:rPr>
+        <w:t xml:space="preserve"> (RPE, soreness, pain, illness symptoms)</w:t>
       </w:r>
     </w:p>
     <w:p>
@@ -544,11 +1235,19 @@
           <w:lang w:val="en-US"/>
         </w:rPr>
       </w:pPr>
-      <w:r>
-        <w:rPr>
-          <w:lang w:val="en-US"/>
-        </w:rPr>
-        <w:t>user_thresholds (current truth used by engine)</w:t>
+      <w:proofErr w:type="spellStart"/>
+      <w:r>
+        <w:rPr>
+          <w:lang w:val="en-US"/>
+        </w:rPr>
+        <w:t>user_thresholds</w:t>
+      </w:r>
+      <w:proofErr w:type="spellEnd"/>
+      <w:r>
+        <w:rPr>
+          <w:lang w:val="en-US"/>
+        </w:rPr>
+        <w:t xml:space="preserve"> (current truth used by engine)</w:t>
       </w:r>
     </w:p>
     <w:p>
@@ -561,11 +1260,19 @@
           <w:lang w:val="en-US"/>
         </w:rPr>
       </w:pPr>
-      <w:r>
-        <w:rPr>
-          <w:lang w:val="en-US"/>
-        </w:rPr>
-        <w:t>calibration_events (append-only audit log)</w:t>
+      <w:proofErr w:type="spellStart"/>
+      <w:r>
+        <w:rPr>
+          <w:lang w:val="en-US"/>
+        </w:rPr>
+        <w:t>calibration_events</w:t>
+      </w:r>
+      <w:proofErr w:type="spellEnd"/>
+      <w:r>
+        <w:rPr>
+          <w:lang w:val="en-US"/>
+        </w:rPr>
+        <w:t xml:space="preserve"> (append-only audit log)</w:t>
       </w:r>
     </w:p>
     <w:p>
@@ -578,11 +1285,19 @@
           <w:lang w:val="en-US"/>
         </w:rPr>
       </w:pPr>
-      <w:r>
-        <w:rPr>
-          <w:lang w:val="en-US"/>
-        </w:rPr>
-        <w:t>recommendation_events (what you recommended + user choice + outcomes)</w:t>
+      <w:proofErr w:type="spellStart"/>
+      <w:r>
+        <w:rPr>
+          <w:lang w:val="en-US"/>
+        </w:rPr>
+        <w:t>recommendation_events</w:t>
+      </w:r>
+      <w:proofErr w:type="spellEnd"/>
+      <w:r>
+        <w:rPr>
+          <w:lang w:val="en-US"/>
+        </w:rPr>
+        <w:t xml:space="preserve"> (what you recommended + user choice + outcomes)</w:t>
       </w:r>
     </w:p>
     <w:p>
@@ -595,11 +1310,33 @@
           <w:lang w:val="en-US"/>
         </w:rPr>
       </w:pPr>
-      <w:r>
-        <w:rPr>
-          <w:lang w:val="en-US"/>
-        </w:rPr>
-        <w:t>integration_connections (garmin tokens, scopes, status)</w:t>
+      <w:proofErr w:type="spellStart"/>
+      <w:r>
+        <w:rPr>
+          <w:lang w:val="en-US"/>
+        </w:rPr>
+        <w:t>integration_connections</w:t>
+      </w:r>
+      <w:proofErr w:type="spellEnd"/>
+      <w:r>
+        <w:rPr>
+          <w:lang w:val="en-US"/>
+        </w:rPr>
+        <w:t xml:space="preserve"> (</w:t>
+      </w:r>
+      <w:proofErr w:type="spellStart"/>
+      <w:r>
+        <w:rPr>
+          <w:lang w:val="en-US"/>
+        </w:rPr>
+        <w:t>garmin</w:t>
+      </w:r>
+      <w:proofErr w:type="spellEnd"/>
+      <w:r>
+        <w:rPr>
+          <w:lang w:val="en-US"/>
+        </w:rPr>
+        <w:t xml:space="preserve"> tokens, scopes, status)</w:t>
       </w:r>
     </w:p>
     <w:p>
@@ -612,11 +1349,33 @@
           <w:lang w:val="en-US"/>
         </w:rPr>
       </w:pPr>
-      <w:r>
-        <w:rPr>
-          <w:lang w:val="en-US"/>
-        </w:rPr>
-        <w:t>sync_state (per user per source: last_sync_at, cursor/page tokens if needed)</w:t>
+      <w:proofErr w:type="spellStart"/>
+      <w:r>
+        <w:rPr>
+          <w:lang w:val="en-US"/>
+        </w:rPr>
+        <w:t>sync_state</w:t>
+      </w:r>
+      <w:proofErr w:type="spellEnd"/>
+      <w:r>
+        <w:rPr>
+          <w:lang w:val="en-US"/>
+        </w:rPr>
+        <w:t xml:space="preserve"> (per user per source: </w:t>
+      </w:r>
+      <w:proofErr w:type="spellStart"/>
+      <w:r>
+        <w:rPr>
+          <w:lang w:val="en-US"/>
+        </w:rPr>
+        <w:t>last_sync_at</w:t>
+      </w:r>
+      <w:proofErr w:type="spellEnd"/>
+      <w:r>
+        <w:rPr>
+          <w:lang w:val="en-US"/>
+        </w:rPr>
+        <w:t>, cursor/page tokens if needed)</w:t>
       </w:r>
     </w:p>
     <w:p>
@@ -648,7 +1407,21 @@
         <w:rPr>
           <w:lang w:val="en-US"/>
         </w:rPr>
-        <w:t>source (e.g., garmin, user, inferred)</w:t>
+        <w:t xml:space="preserve">source (e.g., </w:t>
+      </w:r>
+      <w:proofErr w:type="spellStart"/>
+      <w:r>
+        <w:rPr>
+          <w:lang w:val="en-US"/>
+        </w:rPr>
+        <w:t>garmin</w:t>
+      </w:r>
+      <w:proofErr w:type="spellEnd"/>
+      <w:r>
+        <w:rPr>
+          <w:lang w:val="en-US"/>
+        </w:rPr>
+        <w:t>, user, inferred)</w:t>
       </w:r>
     </w:p>
     <w:p>
@@ -661,11 +1434,19 @@
           <w:lang w:val="en-US"/>
         </w:rPr>
       </w:pPr>
-      <w:r>
-        <w:rPr>
-          <w:lang w:val="en-US"/>
-        </w:rPr>
-        <w:t>source_ref (blob key / external id pointer)</w:t>
+      <w:proofErr w:type="spellStart"/>
+      <w:r>
+        <w:rPr>
+          <w:lang w:val="en-US"/>
+        </w:rPr>
+        <w:t>source_ref</w:t>
+      </w:r>
+      <w:proofErr w:type="spellEnd"/>
+      <w:r>
+        <w:rPr>
+          <w:lang w:val="en-US"/>
+        </w:rPr>
+        <w:t xml:space="preserve"> (blob key / external id pointer)</w:t>
       </w:r>
     </w:p>
     <w:p>
@@ -719,7 +1500,36 @@
         <w:rPr>
           <w:lang w:val="en-US"/>
         </w:rPr>
-        <w:t>Workouts: unique (user_id, source, external_activity_id)</w:t>
+        <w:lastRenderedPageBreak/>
+        <w:t>Workouts: unique (</w:t>
+      </w:r>
+      <w:proofErr w:type="spellStart"/>
+      <w:r>
+        <w:rPr>
+          <w:lang w:val="en-US"/>
+        </w:rPr>
+        <w:t>user_id</w:t>
+      </w:r>
+      <w:proofErr w:type="spellEnd"/>
+      <w:r>
+        <w:rPr>
+          <w:lang w:val="en-US"/>
+        </w:rPr>
+        <w:t xml:space="preserve">, source, </w:t>
+      </w:r>
+      <w:proofErr w:type="spellStart"/>
+      <w:r>
+        <w:rPr>
+          <w:lang w:val="en-US"/>
+        </w:rPr>
+        <w:t>external_activity_id</w:t>
+      </w:r>
+      <w:proofErr w:type="spellEnd"/>
+      <w:r>
+        <w:rPr>
+          <w:lang w:val="en-US"/>
+        </w:rPr>
+        <w:t>)</w:t>
       </w:r>
     </w:p>
     <w:p>
@@ -736,7 +1546,35 @@
         <w:rPr>
           <w:lang w:val="en-US"/>
         </w:rPr>
-        <w:t>Daily metrics: unique (user_id, source, date, metric_type)</w:t>
+        <w:t>Daily metrics: unique (</w:t>
+      </w:r>
+      <w:proofErr w:type="spellStart"/>
+      <w:r>
+        <w:rPr>
+          <w:lang w:val="en-US"/>
+        </w:rPr>
+        <w:t>user_id</w:t>
+      </w:r>
+      <w:proofErr w:type="spellEnd"/>
+      <w:r>
+        <w:rPr>
+          <w:lang w:val="en-US"/>
+        </w:rPr>
+        <w:t xml:space="preserve">, source, date, </w:t>
+      </w:r>
+      <w:proofErr w:type="spellStart"/>
+      <w:r>
+        <w:rPr>
+          <w:lang w:val="en-US"/>
+        </w:rPr>
+        <w:t>metric_type</w:t>
+      </w:r>
+      <w:proofErr w:type="spellEnd"/>
+      <w:r>
+        <w:rPr>
+          <w:lang w:val="en-US"/>
+        </w:rPr>
+        <w:t>)</w:t>
       </w:r>
     </w:p>
     <w:p>
@@ -753,7 +1591,35 @@
         <w:rPr>
           <w:lang w:val="en-US"/>
         </w:rPr>
-        <w:t>Sleep: unique (user_id, source, sleep_date)</w:t>
+        <w:t>Sleep: unique (</w:t>
+      </w:r>
+      <w:proofErr w:type="spellStart"/>
+      <w:r>
+        <w:rPr>
+          <w:lang w:val="en-US"/>
+        </w:rPr>
+        <w:t>user_id</w:t>
+      </w:r>
+      <w:proofErr w:type="spellEnd"/>
+      <w:r>
+        <w:rPr>
+          <w:lang w:val="en-US"/>
+        </w:rPr>
+        <w:t xml:space="preserve">, source, </w:t>
+      </w:r>
+      <w:proofErr w:type="spellStart"/>
+      <w:r>
+        <w:rPr>
+          <w:lang w:val="en-US"/>
+        </w:rPr>
+        <w:t>sleep_date</w:t>
+      </w:r>
+      <w:proofErr w:type="spellEnd"/>
+      <w:r>
+        <w:rPr>
+          <w:lang w:val="en-US"/>
+        </w:rPr>
+        <w:t>)</w:t>
       </w:r>
     </w:p>
     <w:p>
@@ -770,7 +1636,21 @@
         <w:rPr>
           <w:lang w:val="en-US"/>
         </w:rPr>
-        <w:t>HRV: unique (user_id, source, date)</w:t>
+        <w:t>HRV: unique (</w:t>
+      </w:r>
+      <w:proofErr w:type="spellStart"/>
+      <w:r>
+        <w:rPr>
+          <w:lang w:val="en-US"/>
+        </w:rPr>
+        <w:t>user_id</w:t>
+      </w:r>
+      <w:proofErr w:type="spellEnd"/>
+      <w:r>
+        <w:rPr>
+          <w:lang w:val="en-US"/>
+        </w:rPr>
+        <w:t>, source, date)</w:t>
       </w:r>
     </w:p>
     <w:p>
@@ -798,11 +1678,19 @@
           <w:lang w:val="en-US"/>
         </w:rPr>
       </w:pPr>
-      <w:r>
-        <w:rPr>
-          <w:lang w:val="en-US"/>
-        </w:rPr>
-        <w:t>calibration_events is append-only (enforced in code; optional DB policy)</w:t>
+      <w:proofErr w:type="spellStart"/>
+      <w:r>
+        <w:rPr>
+          <w:lang w:val="en-US"/>
+        </w:rPr>
+        <w:t>calibration_events</w:t>
+      </w:r>
+      <w:proofErr w:type="spellEnd"/>
+      <w:r>
+        <w:rPr>
+          <w:lang w:val="en-US"/>
+        </w:rPr>
+        <w:t xml:space="preserve"> is append-only (enforced in code; optional DB policy)</w:t>
       </w:r>
     </w:p>
     <w:p>
@@ -836,7 +1724,49 @@
         <w:rPr>
           <w:lang w:val="en-US"/>
         </w:rPr>
-        <w:t>Support lock_until and cooldown_until for each threshold parameter (store in user_thresholds)</w:t>
+        <w:t xml:space="preserve">Support </w:t>
+      </w:r>
+      <w:proofErr w:type="spellStart"/>
+      <w:r>
+        <w:rPr>
+          <w:lang w:val="en-US"/>
+        </w:rPr>
+        <w:t>lock_until</w:t>
+      </w:r>
+      <w:proofErr w:type="spellEnd"/>
+      <w:r>
+        <w:rPr>
+          <w:lang w:val="en-US"/>
+        </w:rPr>
+        <w:t xml:space="preserve"> and </w:t>
+      </w:r>
+      <w:proofErr w:type="spellStart"/>
+      <w:r>
+        <w:rPr>
+          <w:lang w:val="en-US"/>
+        </w:rPr>
+        <w:t>cooldown_until</w:t>
+      </w:r>
+      <w:proofErr w:type="spellEnd"/>
+      <w:r>
+        <w:rPr>
+          <w:lang w:val="en-US"/>
+        </w:rPr>
+        <w:t xml:space="preserve"> for each threshold parameter (store in </w:t>
+      </w:r>
+      <w:proofErr w:type="spellStart"/>
+      <w:r>
+        <w:rPr>
+          <w:lang w:val="en-US"/>
+        </w:rPr>
+        <w:t>user_thresholds</w:t>
+      </w:r>
+      <w:proofErr w:type="spellEnd"/>
+      <w:r>
+        <w:rPr>
+          <w:lang w:val="en-US"/>
+        </w:rPr>
+        <w:t>)</w:t>
       </w:r>
     </w:p>
     <w:p>
@@ -864,20 +1794,97 @@
         <w:rPr>
           <w:lang w:val="en-US"/>
         </w:rPr>
-        <w:t xml:space="preserve">“Create Supabase SQL migrations for the tables listed (including idempotency constraints, indexes for recent lookups, and RLS-friendly structure). Include user_thresholds and </w:t>
-      </w:r>
-      <w:r>
-        <w:rPr>
-          <w:lang w:val="en-US"/>
-        </w:rPr>
-        <w:lastRenderedPageBreak/>
-        <w:t>calibration_events with fields for effective_from/applied_at, reason_codes, evidence pointers, undo/lock/cooldown.”</w:t>
-      </w:r>
-    </w:p>
-    <w:p>
-      <w:r>
-        <w:pict w14:anchorId="222DFB1C">
-          <v:rect id="_x0000_i1028" style="width:0;height:1.5pt" o:hralign="center" o:hrstd="t" o:hr="t" fillcolor="#a0a0a0" stroked="f"/>
+        <w:t xml:space="preserve">“Create </w:t>
+      </w:r>
+      <w:proofErr w:type="spellStart"/>
+      <w:r>
+        <w:rPr>
+          <w:lang w:val="en-US"/>
+        </w:rPr>
+        <w:t>Supabase</w:t>
+      </w:r>
+      <w:proofErr w:type="spellEnd"/>
+      <w:r>
+        <w:rPr>
+          <w:lang w:val="en-US"/>
+        </w:rPr>
+        <w:t xml:space="preserve"> SQL migrations for the tables listed (including idempotency constraints, indexes for recent lookups, and RLS-friendly structure). Include </w:t>
+      </w:r>
+      <w:proofErr w:type="spellStart"/>
+      <w:r>
+        <w:rPr>
+          <w:lang w:val="en-US"/>
+        </w:rPr>
+        <w:t>user_thresholds</w:t>
+      </w:r>
+      <w:proofErr w:type="spellEnd"/>
+      <w:r>
+        <w:rPr>
+          <w:lang w:val="en-US"/>
+        </w:rPr>
+        <w:t xml:space="preserve"> and </w:t>
+      </w:r>
+      <w:proofErr w:type="spellStart"/>
+      <w:r>
+        <w:rPr>
+          <w:lang w:val="en-US"/>
+        </w:rPr>
+        <w:t>calibration_events</w:t>
+      </w:r>
+      <w:proofErr w:type="spellEnd"/>
+      <w:r>
+        <w:rPr>
+          <w:lang w:val="en-US"/>
+        </w:rPr>
+        <w:t xml:space="preserve"> with fields for </w:t>
+      </w:r>
+      <w:proofErr w:type="spellStart"/>
+      <w:r>
+        <w:rPr>
+          <w:lang w:val="en-US"/>
+        </w:rPr>
+        <w:t>effective_from</w:t>
+      </w:r>
+      <w:proofErr w:type="spellEnd"/>
+      <w:r>
+        <w:rPr>
+          <w:lang w:val="en-US"/>
+        </w:rPr>
+        <w:t>/</w:t>
+      </w:r>
+      <w:proofErr w:type="spellStart"/>
+      <w:r>
+        <w:rPr>
+          <w:lang w:val="en-US"/>
+        </w:rPr>
+        <w:t>applied_at</w:t>
+      </w:r>
+      <w:proofErr w:type="spellEnd"/>
+      <w:r>
+        <w:rPr>
+          <w:lang w:val="en-US"/>
+        </w:rPr>
+        <w:t xml:space="preserve">, </w:t>
+      </w:r>
+      <w:proofErr w:type="spellStart"/>
+      <w:r>
+        <w:rPr>
+          <w:lang w:val="en-US"/>
+        </w:rPr>
+        <w:t>reason_codes</w:t>
+      </w:r>
+      <w:proofErr w:type="spellEnd"/>
+      <w:r>
+        <w:rPr>
+          <w:lang w:val="en-US"/>
+        </w:rPr>
+        <w:t>, evidence pointers, undo/lock/cooldown.”</w:t>
+      </w:r>
+    </w:p>
+    <w:p>
+      <w:r>
+        <w:pict w14:anchorId="4284260C">
+          <v:rect id="_x0000_i1064" style="width:0;height:1.5pt" o:hralign="center" o:hrstd="t" o:hr="t" fillcolor="#a0a0a0" stroked="f"/>
         </w:pict>
       </w:r>
     </w:p>
@@ -895,24 +1902,60 @@
           <w:bCs/>
           <w:lang w:val="en-US"/>
         </w:rPr>
-        <w:t>2) Cold raw payload storage (Supabase Storage or S3)</w:t>
-      </w:r>
-    </w:p>
-    <w:p>
-      <w:pPr>
+        <w:t>2) Cold raw payload storage (</w:t>
+      </w:r>
+      <w:proofErr w:type="spellStart"/>
+      <w:r>
         <w:rPr>
           <w:b/>
           <w:bCs/>
           <w:lang w:val="en-US"/>
         </w:rPr>
-      </w:pPr>
+        <w:t>Supabase</w:t>
+      </w:r>
+      <w:proofErr w:type="spellEnd"/>
       <w:r>
         <w:rPr>
           <w:b/>
           <w:bCs/>
           <w:lang w:val="en-US"/>
         </w:rPr>
-        <w:t>2.1 Storage decision (MVP: Supabase Storage bucket is easiest)</w:t>
+        <w:t xml:space="preserve"> Storage or S3)</w:t>
+      </w:r>
+    </w:p>
+    <w:p>
+      <w:pPr>
+        <w:rPr>
+          <w:b/>
+          <w:bCs/>
+          <w:lang w:val="en-US"/>
+        </w:rPr>
+      </w:pPr>
+      <w:r>
+        <w:rPr>
+          <w:b/>
+          <w:bCs/>
+          <w:lang w:val="en-US"/>
+        </w:rPr>
+        <w:t xml:space="preserve">2.1 Storage decision (MVP: </w:t>
+      </w:r>
+      <w:proofErr w:type="spellStart"/>
+      <w:r>
+        <w:rPr>
+          <w:b/>
+          <w:bCs/>
+          <w:lang w:val="en-US"/>
+        </w:rPr>
+        <w:t>Supabase</w:t>
+      </w:r>
+      <w:proofErr w:type="spellEnd"/>
+      <w:r>
+        <w:rPr>
+          <w:b/>
+          <w:bCs/>
+          <w:lang w:val="en-US"/>
+        </w:rPr>
+        <w:t xml:space="preserve"> Storage bucket is easiest)</w:t>
       </w:r>
     </w:p>
     <w:p>
@@ -940,8 +1983,44 @@
         <w:rPr>
           <w:lang w:val="en-US"/>
         </w:rPr>
-        <w:t>Implement helper: src/lib/db/blobStore.ts</w:t>
-      </w:r>
+        <w:t xml:space="preserve">Implement helper: </w:t>
+      </w:r>
+      <w:proofErr w:type="spellStart"/>
+      <w:r>
+        <w:rPr>
+          <w:lang w:val="en-US"/>
+        </w:rPr>
+        <w:t>src</w:t>
+      </w:r>
+      <w:proofErr w:type="spellEnd"/>
+      <w:r>
+        <w:rPr>
+          <w:lang w:val="en-US"/>
+        </w:rPr>
+        <w:t>/lib/</w:t>
+      </w:r>
+      <w:proofErr w:type="spellStart"/>
+      <w:r>
+        <w:rPr>
+          <w:lang w:val="en-US"/>
+        </w:rPr>
+        <w:t>db</w:t>
+      </w:r>
+      <w:proofErr w:type="spellEnd"/>
+      <w:r>
+        <w:rPr>
+          <w:lang w:val="en-US"/>
+        </w:rPr>
+        <w:t>/</w:t>
+      </w:r>
+      <w:proofErr w:type="spellStart"/>
+      <w:r>
+        <w:rPr>
+          <w:lang w:val="en-US"/>
+        </w:rPr>
+        <w:t>blobStore.ts</w:t>
+      </w:r>
+      <w:proofErr w:type="spellEnd"/>
     </w:p>
     <w:p>
       <w:pPr>
@@ -953,11 +2032,61 @@
           <w:lang w:val="en-US"/>
         </w:rPr>
       </w:pPr>
-      <w:r>
-        <w:rPr>
-          <w:lang w:val="en-US"/>
-        </w:rPr>
-        <w:t>putRawPayload({ userId, source, externalId, payload }): Promise&lt;sourceRef&gt;</w:t>
+      <w:proofErr w:type="spellStart"/>
+      <w:r>
+        <w:rPr>
+          <w:lang w:val="en-US"/>
+        </w:rPr>
+        <w:t>putRawPayload</w:t>
+      </w:r>
+      <w:proofErr w:type="spellEnd"/>
+      <w:r>
+        <w:rPr>
+          <w:lang w:val="en-US"/>
+        </w:rPr>
+        <w:t xml:space="preserve">({ </w:t>
+      </w:r>
+      <w:proofErr w:type="spellStart"/>
+      <w:r>
+        <w:rPr>
+          <w:lang w:val="en-US"/>
+        </w:rPr>
+        <w:t>userId</w:t>
+      </w:r>
+      <w:proofErr w:type="spellEnd"/>
+      <w:r>
+        <w:rPr>
+          <w:lang w:val="en-US"/>
+        </w:rPr>
+        <w:t xml:space="preserve">, source, </w:t>
+      </w:r>
+      <w:proofErr w:type="spellStart"/>
+      <w:r>
+        <w:rPr>
+          <w:lang w:val="en-US"/>
+        </w:rPr>
+        <w:t>externalId</w:t>
+      </w:r>
+      <w:proofErr w:type="spellEnd"/>
+      <w:r>
+        <w:rPr>
+          <w:lang w:val="en-US"/>
+        </w:rPr>
+        <w:t>, payload }): Promise&lt;</w:t>
+      </w:r>
+      <w:proofErr w:type="spellStart"/>
+      <w:r>
+        <w:rPr>
+          <w:lang w:val="en-US"/>
+        </w:rPr>
+        <w:t>sourceRef</w:t>
+      </w:r>
+      <w:proofErr w:type="spellEnd"/>
+      <w:r>
+        <w:rPr>
+          <w:lang w:val="en-US"/>
+        </w:rPr>
+        <w:t>&gt;</w:t>
       </w:r>
     </w:p>
     <w:p>
@@ -974,8 +2103,72 @@
         <w:rPr>
           <w:lang w:val="en-US"/>
         </w:rPr>
-        <w:t>key format: raw/garmin/{userId}/{yyyy-mm-dd}/{externalId}_{hash}.json</w:t>
-      </w:r>
+        <w:t>key format: raw/</w:t>
+      </w:r>
+      <w:proofErr w:type="spellStart"/>
+      <w:r>
+        <w:rPr>
+          <w:lang w:val="en-US"/>
+        </w:rPr>
+        <w:t>garmin</w:t>
+      </w:r>
+      <w:proofErr w:type="spellEnd"/>
+      <w:r>
+        <w:rPr>
+          <w:lang w:val="en-US"/>
+        </w:rPr>
+        <w:t>/{</w:t>
+      </w:r>
+      <w:proofErr w:type="spellStart"/>
+      <w:r>
+        <w:rPr>
+          <w:lang w:val="en-US"/>
+        </w:rPr>
+        <w:t>userId</w:t>
+      </w:r>
+      <w:proofErr w:type="spellEnd"/>
+      <w:r>
+        <w:rPr>
+          <w:lang w:val="en-US"/>
+        </w:rPr>
+        <w:t>}/{</w:t>
+      </w:r>
+      <w:proofErr w:type="spellStart"/>
+      <w:r>
+        <w:rPr>
+          <w:lang w:val="en-US"/>
+        </w:rPr>
+        <w:t>yyyy</w:t>
+      </w:r>
+      <w:proofErr w:type="spellEnd"/>
+      <w:r>
+        <w:rPr>
+          <w:lang w:val="en-US"/>
+        </w:rPr>
+        <w:t>-mm-dd}/{</w:t>
+      </w:r>
+      <w:proofErr w:type="spellStart"/>
+      <w:r>
+        <w:rPr>
+          <w:lang w:val="en-US"/>
+        </w:rPr>
+        <w:t>externalId</w:t>
+      </w:r>
+      <w:proofErr w:type="spellEnd"/>
+      <w:r>
+        <w:rPr>
+          <w:lang w:val="en-US"/>
+        </w:rPr>
+        <w:t>}_{hash}.</w:t>
+      </w:r>
+      <w:proofErr w:type="spellStart"/>
+      <w:r>
+        <w:rPr>
+          <w:lang w:val="en-US"/>
+        </w:rPr>
+        <w:t>json</w:t>
+      </w:r>
+      <w:proofErr w:type="spellEnd"/>
     </w:p>
     <w:p>
       <w:pPr>
@@ -991,7 +2184,21 @@
         <w:rPr>
           <w:lang w:val="en-US"/>
         </w:rPr>
-        <w:t>Store only source_ref in DB rows</w:t>
+        <w:t xml:space="preserve">Store only </w:t>
+      </w:r>
+      <w:proofErr w:type="spellStart"/>
+      <w:r>
+        <w:rPr>
+          <w:lang w:val="en-US"/>
+        </w:rPr>
+        <w:t>source_ref</w:t>
+      </w:r>
+      <w:proofErr w:type="spellEnd"/>
+      <w:r>
+        <w:rPr>
+          <w:lang w:val="en-US"/>
+        </w:rPr>
+        <w:t xml:space="preserve"> in DB rows</w:t>
       </w:r>
     </w:p>
     <w:p>
@@ -1019,13 +2226,55 @@
         <w:rPr>
           <w:lang w:val="en-US"/>
         </w:rPr>
-        <w:t>“Implement putRawPayload for Supabase Storage with deterministic key naming and hashing. Return the key as source_ref. Add tests for key generation + stable hashing.”</w:t>
-      </w:r>
-    </w:p>
-    <w:p>
-      <w:r>
-        <w:pict w14:anchorId="590726EE">
-          <v:rect id="_x0000_i1029" style="width:0;height:1.5pt" o:hralign="center" o:hrstd="t" o:hr="t" fillcolor="#a0a0a0" stroked="f"/>
+        <w:t xml:space="preserve">“Implement </w:t>
+      </w:r>
+      <w:proofErr w:type="spellStart"/>
+      <w:r>
+        <w:rPr>
+          <w:lang w:val="en-US"/>
+        </w:rPr>
+        <w:t>putRawPayload</w:t>
+      </w:r>
+      <w:proofErr w:type="spellEnd"/>
+      <w:r>
+        <w:rPr>
+          <w:lang w:val="en-US"/>
+        </w:rPr>
+        <w:t xml:space="preserve"> for </w:t>
+      </w:r>
+      <w:proofErr w:type="spellStart"/>
+      <w:r>
+        <w:rPr>
+          <w:lang w:val="en-US"/>
+        </w:rPr>
+        <w:t>Supabase</w:t>
+      </w:r>
+      <w:proofErr w:type="spellEnd"/>
+      <w:r>
+        <w:rPr>
+          <w:lang w:val="en-US"/>
+        </w:rPr>
+        <w:t xml:space="preserve"> Storage with deterministic key naming and hashing. Return the key as </w:t>
+      </w:r>
+      <w:proofErr w:type="spellStart"/>
+      <w:r>
+        <w:rPr>
+          <w:lang w:val="en-US"/>
+        </w:rPr>
+        <w:t>source_ref</w:t>
+      </w:r>
+      <w:proofErr w:type="spellEnd"/>
+      <w:r>
+        <w:rPr>
+          <w:lang w:val="en-US"/>
+        </w:rPr>
+        <w:t>. Add tests for key generation + stable hashing.”</w:t>
+      </w:r>
+    </w:p>
+    <w:p>
+      <w:r>
+        <w:pict w14:anchorId="62B47A0A">
+          <v:rect id="_x0000_i1065" style="width:0;height:1.5pt" o:hralign="center" o:hrstd="t" o:hr="t" fillcolor="#a0a0a0" stroked="f"/>
         </w:pict>
       </w:r>
     </w:p>
@@ -1071,11 +2320,47 @@
           <w:lang w:val="en-US"/>
         </w:rPr>
       </w:pPr>
-      <w:r>
-        <w:rPr>
-          <w:lang w:val="en-US"/>
-        </w:rPr>
-        <w:t>src/lib/integrations/garmin/client.ts (API client wrapper)</w:t>
+      <w:proofErr w:type="spellStart"/>
+      <w:r>
+        <w:rPr>
+          <w:lang w:val="en-US"/>
+        </w:rPr>
+        <w:t>src</w:t>
+      </w:r>
+      <w:proofErr w:type="spellEnd"/>
+      <w:r>
+        <w:rPr>
+          <w:lang w:val="en-US"/>
+        </w:rPr>
+        <w:t>/lib/integrations/</w:t>
+      </w:r>
+      <w:proofErr w:type="spellStart"/>
+      <w:r>
+        <w:rPr>
+          <w:lang w:val="en-US"/>
+        </w:rPr>
+        <w:t>garmin</w:t>
+      </w:r>
+      <w:proofErr w:type="spellEnd"/>
+      <w:r>
+        <w:rPr>
+          <w:lang w:val="en-US"/>
+        </w:rPr>
+        <w:t>/</w:t>
+      </w:r>
+      <w:proofErr w:type="spellStart"/>
+      <w:r>
+        <w:rPr>
+          <w:lang w:val="en-US"/>
+        </w:rPr>
+        <w:t>client.ts</w:t>
+      </w:r>
+      <w:proofErr w:type="spellEnd"/>
+      <w:r>
+        <w:rPr>
+          <w:lang w:val="en-US"/>
+        </w:rPr>
+        <w:t xml:space="preserve"> (API client wrapper)</w:t>
       </w:r>
     </w:p>
     <w:p>
@@ -1088,11 +2373,47 @@
           <w:lang w:val="en-US"/>
         </w:rPr>
       </w:pPr>
-      <w:r>
-        <w:rPr>
-          <w:lang w:val="en-US"/>
-        </w:rPr>
-        <w:t>src/lib/integrations/garmin/sync.ts (sync orchestration, batching)</w:t>
+      <w:proofErr w:type="spellStart"/>
+      <w:r>
+        <w:rPr>
+          <w:lang w:val="en-US"/>
+        </w:rPr>
+        <w:t>src</w:t>
+      </w:r>
+      <w:proofErr w:type="spellEnd"/>
+      <w:r>
+        <w:rPr>
+          <w:lang w:val="en-US"/>
+        </w:rPr>
+        <w:t>/lib/integrations/</w:t>
+      </w:r>
+      <w:proofErr w:type="spellStart"/>
+      <w:r>
+        <w:rPr>
+          <w:lang w:val="en-US"/>
+        </w:rPr>
+        <w:t>garmin</w:t>
+      </w:r>
+      <w:proofErr w:type="spellEnd"/>
+      <w:r>
+        <w:rPr>
+          <w:lang w:val="en-US"/>
+        </w:rPr>
+        <w:t>/</w:t>
+      </w:r>
+      <w:proofErr w:type="spellStart"/>
+      <w:r>
+        <w:rPr>
+          <w:lang w:val="en-US"/>
+        </w:rPr>
+        <w:t>sync.ts</w:t>
+      </w:r>
+      <w:proofErr w:type="spellEnd"/>
+      <w:r>
+        <w:rPr>
+          <w:lang w:val="en-US"/>
+        </w:rPr>
+        <w:t xml:space="preserve"> (sync orchestration, batching)</w:t>
       </w:r>
     </w:p>
     <w:p>
@@ -1105,12 +2426,42 @@
           <w:lang w:val="en-US"/>
         </w:rPr>
       </w:pPr>
-      <w:r>
-        <w:rPr>
-          <w:lang w:val="en-US"/>
-        </w:rPr>
-        <w:t>src/lib/integrations/garmin/transformers/*.ts</w:t>
-      </w:r>
+      <w:proofErr w:type="spellStart"/>
+      <w:r>
+        <w:rPr>
+          <w:lang w:val="en-US"/>
+        </w:rPr>
+        <w:t>src</w:t>
+      </w:r>
+      <w:proofErr w:type="spellEnd"/>
+      <w:r>
+        <w:rPr>
+          <w:lang w:val="en-US"/>
+        </w:rPr>
+        <w:t>/lib/integrations/</w:t>
+      </w:r>
+      <w:proofErr w:type="spellStart"/>
+      <w:r>
+        <w:rPr>
+          <w:lang w:val="en-US"/>
+        </w:rPr>
+        <w:t>garmin</w:t>
+      </w:r>
+      <w:proofErr w:type="spellEnd"/>
+      <w:r>
+        <w:rPr>
+          <w:lang w:val="en-US"/>
+        </w:rPr>
+        <w:t>/transformers/*.</w:t>
+      </w:r>
+      <w:proofErr w:type="spellStart"/>
+      <w:r>
+        <w:rPr>
+          <w:lang w:val="en-US"/>
+        </w:rPr>
+        <w:t>ts</w:t>
+      </w:r>
+      <w:proofErr w:type="spellEnd"/>
     </w:p>
     <w:p>
       <w:pPr>
@@ -1142,6 +2493,7 @@
         </w:numPr>
       </w:pPr>
       <w:r>
+        <w:lastRenderedPageBreak/>
         <w:t>sleep → sleep_sessions</w:t>
       </w:r>
     </w:p>
@@ -1185,7 +2537,35 @@
         <w:rPr>
           <w:lang w:val="en-US"/>
         </w:rPr>
-        <w:t>Read sync_state (last_sync_at)</w:t>
+        <w:t xml:space="preserve">Read </w:t>
+      </w:r>
+      <w:proofErr w:type="spellStart"/>
+      <w:r>
+        <w:rPr>
+          <w:lang w:val="en-US"/>
+        </w:rPr>
+        <w:t>sync_state</w:t>
+      </w:r>
+      <w:proofErr w:type="spellEnd"/>
+      <w:r>
+        <w:rPr>
+          <w:lang w:val="en-US"/>
+        </w:rPr>
+        <w:t xml:space="preserve"> (</w:t>
+      </w:r>
+      <w:proofErr w:type="spellStart"/>
+      <w:r>
+        <w:rPr>
+          <w:lang w:val="en-US"/>
+        </w:rPr>
+        <w:t>last_sync_at</w:t>
+      </w:r>
+      <w:proofErr w:type="spellEnd"/>
+      <w:r>
+        <w:rPr>
+          <w:lang w:val="en-US"/>
+        </w:rPr>
+        <w:t>)</w:t>
       </w:r>
     </w:p>
     <w:p>
@@ -1226,11 +2606,19 @@
           <w:lang w:val="en-US"/>
         </w:rPr>
       </w:pPr>
-      <w:r>
-        <w:rPr>
-          <w:lang w:val="en-US"/>
-        </w:rPr>
-        <w:t>Upsert canonical records using idempotency keys</w:t>
+      <w:proofErr w:type="spellStart"/>
+      <w:r>
+        <w:rPr>
+          <w:lang w:val="en-US"/>
+        </w:rPr>
+        <w:t>Upsert</w:t>
+      </w:r>
+      <w:proofErr w:type="spellEnd"/>
+      <w:r>
+        <w:rPr>
+          <w:lang w:val="en-US"/>
+        </w:rPr>
+        <w:t xml:space="preserve"> canonical records using idempotency keys</w:t>
       </w:r>
     </w:p>
     <w:p>
@@ -1263,14 +2651,41 @@
         <w:rPr>
           <w:lang w:val="en-US"/>
         </w:rPr>
-        <w:t>“Build Garmin connector + transformers to canonical tables. Include reading/writing sync_state, idempotent upserts, raw payload blob storage, and structured logging.”</w:t>
-      </w:r>
-    </w:p>
-    <w:p>
-      <w:r>
-        <w:lastRenderedPageBreak/>
-        <w:pict w14:anchorId="026D566D">
-          <v:rect id="_x0000_i1030" style="width:0;height:1.5pt" o:hralign="center" o:hrstd="t" o:hr="t" fillcolor="#a0a0a0" stroked="f"/>
+        <w:t xml:space="preserve">“Build Garmin connector + transformers to canonical tables. Include reading/writing </w:t>
+      </w:r>
+      <w:proofErr w:type="spellStart"/>
+      <w:r>
+        <w:rPr>
+          <w:lang w:val="en-US"/>
+        </w:rPr>
+        <w:t>sync_state</w:t>
+      </w:r>
+      <w:proofErr w:type="spellEnd"/>
+      <w:r>
+        <w:rPr>
+          <w:lang w:val="en-US"/>
+        </w:rPr>
+        <w:t xml:space="preserve">, idempotent </w:t>
+      </w:r>
+      <w:proofErr w:type="spellStart"/>
+      <w:r>
+        <w:rPr>
+          <w:lang w:val="en-US"/>
+        </w:rPr>
+        <w:t>upserts</w:t>
+      </w:r>
+      <w:proofErr w:type="spellEnd"/>
+      <w:r>
+        <w:rPr>
+          <w:lang w:val="en-US"/>
+        </w:rPr>
+        <w:t>, raw payload blob storage, and structured logging.”</w:t>
+      </w:r>
+    </w:p>
+    <w:p>
+      <w:r>
+        <w:pict w14:anchorId="40BAD01D">
+          <v:rect id="_x0000_i1066" style="width:0;height:1.5pt" o:hralign="center" o:hrstd="t" o:hr="t" fillcolor="#a0a0a0" stroked="f"/>
         </w:pict>
       </w:r>
     </w:p>
@@ -1288,20 +2703,38 @@
           <w:bCs/>
           <w:lang w:val="en-US"/>
         </w:rPr>
-        <w:t>4) Ingestion execution on Vercel (Cron + batching + timeouts)</w:t>
-      </w:r>
-    </w:p>
-    <w:p>
-      <w:pPr>
+        <w:t xml:space="preserve">4) Ingestion execution on </w:t>
+      </w:r>
+      <w:proofErr w:type="spellStart"/>
+      <w:r>
         <w:rPr>
           <w:b/>
           <w:bCs/>
-        </w:rPr>
-      </w:pPr>
+          <w:lang w:val="en-US"/>
+        </w:rPr>
+        <w:t>Vercel</w:t>
+      </w:r>
+      <w:proofErr w:type="spellEnd"/>
       <w:r>
         <w:rPr>
           <w:b/>
           <w:bCs/>
+          <w:lang w:val="en-US"/>
+        </w:rPr>
+        <w:t xml:space="preserve"> (Cron + batching + timeouts)</w:t>
+      </w:r>
+    </w:p>
+    <w:p>
+      <w:pPr>
+        <w:rPr>
+          <w:b/>
+          <w:bCs/>
+        </w:rPr>
+      </w:pPr>
+      <w:r>
+        <w:rPr>
+          <w:b/>
+          <w:bCs/>
         </w:rPr>
         <w:t>4.1 Cron API route(s)</w:t>
       </w:r>
@@ -1327,11 +2760,96 @@
           <w:lang w:val="en-US"/>
         </w:rPr>
       </w:pPr>
-      <w:r>
-        <w:rPr>
-          <w:lang w:val="en-US"/>
-        </w:rPr>
-        <w:t>app/api/cron/garmin-sync/route.ts</w:t>
+      <w:proofErr w:type="spellStart"/>
+      <w:r>
+        <w:rPr>
+          <w:lang w:val="en-US"/>
+        </w:rPr>
+        <w:t>api</w:t>
+      </w:r>
+      <w:proofErr w:type="spellEnd"/>
+      <w:r>
+        <w:rPr>
+          <w:lang w:val="en-US"/>
+        </w:rPr>
+        <w:t>/</w:t>
+      </w:r>
+      <w:proofErr w:type="spellStart"/>
+      <w:r>
+        <w:rPr>
+          <w:lang w:val="en-US"/>
+        </w:rPr>
+        <w:t>cron</w:t>
+      </w:r>
+      <w:proofErr w:type="spellEnd"/>
+      <w:r>
+        <w:rPr>
+          <w:lang w:val="en-US"/>
+        </w:rPr>
+        <w:t>/</w:t>
+      </w:r>
+      <w:proofErr w:type="spellStart"/>
+      <w:r>
+        <w:rPr>
+          <w:lang w:val="en-US"/>
+        </w:rPr>
+        <w:t>garmin-sync.ts</w:t>
+      </w:r>
+      <w:proofErr w:type="spellEnd"/>
+    </w:p>
+    <w:p>
+      <w:pPr>
+        <w:rPr>
+          <w:lang w:val="en-US"/>
+        </w:rPr>
+      </w:pPr>
+      <w:r>
+        <w:rPr>
+          <w:lang w:val="en-US"/>
+        </w:rPr>
+        <w:t>Note (local dev): register this endpoint in `scripts/dev/</w:t>
+      </w:r>
+      <w:proofErr w:type="spellStart"/>
+      <w:r>
+        <w:rPr>
+          <w:lang w:val="en-US"/>
+        </w:rPr>
+        <w:t>apiRoutes.ts</w:t>
+      </w:r>
+      <w:proofErr w:type="spellEnd"/>
+      <w:r>
+        <w:rPr>
+          <w:lang w:val="en-US"/>
+        </w:rPr>
+        <w:t>` so it’s available via `</w:t>
+      </w:r>
+      <w:proofErr w:type="spellStart"/>
+      <w:r>
+        <w:rPr>
+          <w:lang w:val="en-US"/>
+        </w:rPr>
+        <w:t>npm</w:t>
+      </w:r>
+      <w:proofErr w:type="spellEnd"/>
+      <w:r>
+        <w:rPr>
+          <w:lang w:val="en-US"/>
+        </w:rPr>
+        <w:t xml:space="preserve"> run </w:t>
+      </w:r>
+      <w:proofErr w:type="spellStart"/>
+      <w:r>
+        <w:rPr>
+          <w:lang w:val="en-US"/>
+        </w:rPr>
+        <w:t>dev:api</w:t>
+      </w:r>
+      <w:proofErr w:type="spellEnd"/>
+      <w:r>
+        <w:rPr>
+          <w:lang w:val="en-US"/>
+        </w:rPr>
+        <w:t>`.</w:t>
       </w:r>
     </w:p>
     <w:p>
@@ -1387,34 +2905,52 @@
           <w:bCs/>
           <w:lang w:val="en-US"/>
         </w:rPr>
-        <w:t>4.2 Batching strategy (to respect Vercel timeouts)</w:t>
-      </w:r>
-    </w:p>
-    <w:p>
-      <w:pPr>
-        <w:rPr>
-          <w:lang w:val="en-US"/>
-        </w:rPr>
-      </w:pPr>
-      <w:r>
-        <w:rPr>
-          <w:lang w:val="en-US"/>
-        </w:rPr>
-        <w:t>Pick one MVP strategy:</w:t>
-      </w:r>
-    </w:p>
-    <w:p>
-      <w:pPr>
-        <w:rPr>
-          <w:lang w:val="en-US"/>
-        </w:rPr>
-      </w:pPr>
+        <w:t xml:space="preserve">4.2 Batching strategy (to respect </w:t>
+      </w:r>
+      <w:proofErr w:type="spellStart"/>
       <w:r>
         <w:rPr>
           <w:b/>
           <w:bCs/>
           <w:lang w:val="en-US"/>
         </w:rPr>
+        <w:t>Vercel</w:t>
+      </w:r>
+      <w:proofErr w:type="spellEnd"/>
+      <w:r>
+        <w:rPr>
+          <w:b/>
+          <w:bCs/>
+          <w:lang w:val="en-US"/>
+        </w:rPr>
+        <w:t xml:space="preserve"> timeouts)</w:t>
+      </w:r>
+    </w:p>
+    <w:p>
+      <w:pPr>
+        <w:rPr>
+          <w:lang w:val="en-US"/>
+        </w:rPr>
+      </w:pPr>
+      <w:r>
+        <w:rPr>
+          <w:lang w:val="en-US"/>
+        </w:rPr>
+        <w:t>Pick one MVP strategy:</w:t>
+      </w:r>
+    </w:p>
+    <w:p>
+      <w:pPr>
+        <w:rPr>
+          <w:lang w:val="en-US"/>
+        </w:rPr>
+      </w:pPr>
+      <w:r>
+        <w:rPr>
+          <w:b/>
+          <w:bCs/>
+          <w:lang w:val="en-US"/>
+        </w:rPr>
         <w:t>Option A (simple, recommended):</w:t>
       </w:r>
     </w:p>
@@ -1432,7 +2968,21 @@
         <w:rPr>
           <w:lang w:val="en-US"/>
         </w:rPr>
-        <w:t xml:space="preserve">Each cron run processes </w:t>
+        <w:t xml:space="preserve">Each </w:t>
+      </w:r>
+      <w:proofErr w:type="spellStart"/>
+      <w:r>
+        <w:rPr>
+          <w:lang w:val="en-US"/>
+        </w:rPr>
+        <w:t>cron</w:t>
+      </w:r>
+      <w:proofErr w:type="spellEnd"/>
+      <w:r>
+        <w:rPr>
+          <w:lang w:val="en-US"/>
+        </w:rPr>
+        <w:t xml:space="preserve"> run processes </w:t>
       </w:r>
       <w:r>
         <w:rPr>
@@ -1537,7 +3087,21 @@
         <w:rPr>
           <w:lang w:val="en-US"/>
         </w:rPr>
-        <w:t>Add sync_jobs table (queue-lite)</w:t>
+        <w:t xml:space="preserve">Add </w:t>
+      </w:r>
+      <w:proofErr w:type="spellStart"/>
+      <w:r>
+        <w:rPr>
+          <w:lang w:val="en-US"/>
+        </w:rPr>
+        <w:t>sync_jobs</w:t>
+      </w:r>
+      <w:proofErr w:type="spellEnd"/>
+      <w:r>
+        <w:rPr>
+          <w:lang w:val="en-US"/>
+        </w:rPr>
+        <w:t xml:space="preserve"> table (queue-lite)</w:t>
       </w:r>
     </w:p>
     <w:p>
@@ -1582,13 +3146,84 @@
         <w:rPr>
           <w:lang w:val="en-US"/>
         </w:rPr>
-        <w:t>“Implement app/api/cron/garmin-sync that processes users in batches to stay under Vercel timeout. Add CRON_SECRET auth. Persist per-user cursors in sync_state so work continues next run.”</w:t>
-      </w:r>
-    </w:p>
-    <w:p>
-      <w:r>
-        <w:pict w14:anchorId="37993E88">
-          <v:rect id="_x0000_i1031" style="width:0;height:1.5pt" o:hralign="center" o:hrstd="t" o:hr="t" fillcolor="#a0a0a0" stroked="f"/>
+        <w:lastRenderedPageBreak/>
+        <w:t xml:space="preserve">“Implement </w:t>
+      </w:r>
+      <w:proofErr w:type="spellStart"/>
+      <w:r>
+        <w:rPr>
+          <w:lang w:val="en-US"/>
+        </w:rPr>
+        <w:t>api</w:t>
+      </w:r>
+      <w:proofErr w:type="spellEnd"/>
+      <w:r>
+        <w:rPr>
+          <w:lang w:val="en-US"/>
+        </w:rPr>
+        <w:t>/</w:t>
+      </w:r>
+      <w:proofErr w:type="spellStart"/>
+      <w:r>
+        <w:rPr>
+          <w:lang w:val="en-US"/>
+        </w:rPr>
+        <w:t>cron</w:t>
+      </w:r>
+      <w:proofErr w:type="spellEnd"/>
+      <w:r>
+        <w:rPr>
+          <w:lang w:val="en-US"/>
+        </w:rPr>
+        <w:t>/</w:t>
+      </w:r>
+      <w:proofErr w:type="spellStart"/>
+      <w:r>
+        <w:rPr>
+          <w:lang w:val="en-US"/>
+        </w:rPr>
+        <w:t>garmin</w:t>
+      </w:r>
+      <w:proofErr w:type="spellEnd"/>
+      <w:r>
+        <w:rPr>
+          <w:lang w:val="en-US"/>
+        </w:rPr>
+        <w:t xml:space="preserve">-sync that processes users in batches to stay under </w:t>
+      </w:r>
+      <w:proofErr w:type="spellStart"/>
+      <w:r>
+        <w:rPr>
+          <w:lang w:val="en-US"/>
+        </w:rPr>
+        <w:t>Vercel</w:t>
+      </w:r>
+      <w:proofErr w:type="spellEnd"/>
+      <w:r>
+        <w:rPr>
+          <w:lang w:val="en-US"/>
+        </w:rPr>
+        <w:t xml:space="preserve"> timeout. Add CRON_SECRET auth. Persist per-user cursors in </w:t>
+      </w:r>
+      <w:proofErr w:type="spellStart"/>
+      <w:r>
+        <w:rPr>
+          <w:lang w:val="en-US"/>
+        </w:rPr>
+        <w:t>sync_state</w:t>
+      </w:r>
+      <w:proofErr w:type="spellEnd"/>
+      <w:r>
+        <w:rPr>
+          <w:lang w:val="en-US"/>
+        </w:rPr>
+        <w:t xml:space="preserve"> so work continues next run.”</w:t>
+      </w:r>
+    </w:p>
+    <w:p>
+      <w:r>
+        <w:pict w14:anchorId="59CEB363">
+          <v:rect id="_x0000_i1067" style="width:0;height:1.5pt" o:hralign="center" o:hrstd="t" o:hr="t" fillcolor="#a0a0a0" stroked="f"/>
         </w:pict>
       </w:r>
     </w:p>
@@ -1619,7 +3254,21 @@
         <w:rPr>
           <w:lang w:val="en-US"/>
         </w:rPr>
-        <w:t>Put this in src/lib/core/math/**.</w:t>
+        <w:t xml:space="preserve">Put this in </w:t>
+      </w:r>
+      <w:proofErr w:type="spellStart"/>
+      <w:r>
+        <w:rPr>
+          <w:lang w:val="en-US"/>
+        </w:rPr>
+        <w:t>src</w:t>
+      </w:r>
+      <w:proofErr w:type="spellEnd"/>
+      <w:r>
+        <w:rPr>
+          <w:lang w:val="en-US"/>
+        </w:rPr>
+        <w:t>/lib/core/math/**.</w:t>
       </w:r>
     </w:p>
     <w:p>
@@ -1718,7 +3367,6 @@
         </w:numPr>
       </w:pPr>
       <w:r>
-        <w:lastRenderedPageBreak/>
         <w:t>Mode B (8–21): short baseline 7–14d</w:t>
       </w:r>
     </w:p>
@@ -1854,13 +3502,27 @@
         <w:rPr>
           <w:lang w:val="en-US"/>
         </w:rPr>
-        <w:t>“Implement math core modules for validity/confidence, baseline mode selection A/B/C, and trivial-band/SWC gating with persistence and trend_state. Add unit tests for cold-start and noisy data edge cases.”</w:t>
-      </w:r>
-    </w:p>
-    <w:p>
-      <w:r>
-        <w:pict w14:anchorId="0D00C453">
-          <v:rect id="_x0000_i1032" style="width:0;height:1.5pt" o:hralign="center" o:hrstd="t" o:hr="t" fillcolor="#a0a0a0" stroked="f"/>
+        <w:t xml:space="preserve">“Implement math core modules for validity/confidence, baseline mode selection A/B/C, and trivial-band/SWC gating with persistence and </w:t>
+      </w:r>
+      <w:proofErr w:type="spellStart"/>
+      <w:r>
+        <w:rPr>
+          <w:lang w:val="en-US"/>
+        </w:rPr>
+        <w:t>trend_state</w:t>
+      </w:r>
+      <w:proofErr w:type="spellEnd"/>
+      <w:r>
+        <w:rPr>
+          <w:lang w:val="en-US"/>
+        </w:rPr>
+        <w:t>. Add unit tests for cold-start and noisy data edge cases.”</w:t>
+      </w:r>
+    </w:p>
+    <w:p>
+      <w:r>
+        <w:pict w14:anchorId="69C4C869">
+          <v:rect id="_x0000_i1068" style="width:0;height:1.5pt" o:hralign="center" o:hrstd="t" o:hr="t" fillcolor="#a0a0a0" stroked="f"/>
         </w:pict>
       </w:r>
     </w:p>
@@ -1891,7 +3553,21 @@
         <w:rPr>
           <w:lang w:val="en-US"/>
         </w:rPr>
-        <w:t>Put in src/lib/core/modeling/**.</w:t>
+        <w:t xml:space="preserve">Put in </w:t>
+      </w:r>
+      <w:proofErr w:type="spellStart"/>
+      <w:r>
+        <w:rPr>
+          <w:lang w:val="en-US"/>
+        </w:rPr>
+        <w:t>src</w:t>
+      </w:r>
+      <w:proofErr w:type="spellEnd"/>
+      <w:r>
+        <w:rPr>
+          <w:lang w:val="en-US"/>
+        </w:rPr>
+        <w:t>/lib/core/modeling/**.</w:t>
       </w:r>
     </w:p>
     <w:p>
@@ -1973,6 +3649,7 @@
           <w:bCs/>
           <w:lang w:val="en-US"/>
         </w:rPr>
+        <w:lastRenderedPageBreak/>
         <w:t>Claude Code prompt</w:t>
       </w:r>
     </w:p>
@@ -1991,8 +3668,8 @@
     </w:p>
     <w:p>
       <w:r>
-        <w:pict w14:anchorId="71785142">
-          <v:rect id="_x0000_i1033" style="width:0;height:1.5pt" o:hralign="center" o:hrstd="t" o:hr="t" fillcolor="#a0a0a0" stroked="f"/>
+        <w:pict w14:anchorId="3D49501E">
+          <v:rect id="_x0000_i1069" style="width:0;height:1.5pt" o:hralign="center" o:hrstd="t" o:hr="t" fillcolor="#a0a0a0" stroked="f"/>
         </w:pict>
       </w:r>
     </w:p>
@@ -2023,7 +3700,35 @@
         <w:rPr>
           <w:lang w:val="en-US"/>
         </w:rPr>
-        <w:t>Put in src/lib/core/safety/anomaly.ts.</w:t>
+        <w:t xml:space="preserve">Put in </w:t>
+      </w:r>
+      <w:proofErr w:type="spellStart"/>
+      <w:r>
+        <w:rPr>
+          <w:lang w:val="en-US"/>
+        </w:rPr>
+        <w:t>src</w:t>
+      </w:r>
+      <w:proofErr w:type="spellEnd"/>
+      <w:r>
+        <w:rPr>
+          <w:lang w:val="en-US"/>
+        </w:rPr>
+        <w:t>/lib/core/safety/</w:t>
+      </w:r>
+      <w:proofErr w:type="spellStart"/>
+      <w:r>
+        <w:rPr>
+          <w:lang w:val="en-US"/>
+        </w:rPr>
+        <w:t>anomaly.ts</w:t>
+      </w:r>
+      <w:proofErr w:type="spellEnd"/>
+      <w:r>
+        <w:rPr>
+          <w:lang w:val="en-US"/>
+        </w:rPr>
+        <w:t>.</w:t>
       </w:r>
     </w:p>
     <w:p>
@@ -2062,7 +3767,21 @@
         <w:rPr>
           <w:lang w:val="en-US"/>
         </w:rPr>
-        <w:t>multi-signal (not single metric)</w:t>
+        <w:t>multi-signal (</w:t>
+      </w:r>
+      <w:proofErr w:type="spellStart"/>
+      <w:r>
+        <w:rPr>
+          <w:lang w:val="en-US"/>
+        </w:rPr>
+        <w:t>not</w:t>
+      </w:r>
+      <w:proofErr w:type="spellEnd"/>
+      <w:r>
+        <w:rPr>
+          <w:lang w:val="en-US"/>
+        </w:rPr>
+        <w:t xml:space="preserve"> single metric)</w:t>
       </w:r>
     </w:p>
     <w:p>
@@ -2106,7 +3825,6 @@
         </w:numPr>
       </w:pPr>
       <w:r>
-        <w:lastRenderedPageBreak/>
         <w:t>reason_codes[]</w:t>
       </w:r>
     </w:p>
@@ -2141,7 +3859,21 @@
         <w:rPr>
           <w:lang w:val="en-US"/>
         </w:rPr>
-        <w:t>optional question_key (not user-visible text)</w:t>
+        <w:t xml:space="preserve">optional </w:t>
+      </w:r>
+      <w:proofErr w:type="spellStart"/>
+      <w:r>
+        <w:rPr>
+          <w:lang w:val="en-US"/>
+        </w:rPr>
+        <w:t>question_key</w:t>
+      </w:r>
+      <w:proofErr w:type="spellEnd"/>
+      <w:r>
+        <w:rPr>
+          <w:lang w:val="en-US"/>
+        </w:rPr>
+        <w:t xml:space="preserve"> (not user-visible text)</w:t>
       </w:r>
     </w:p>
     <w:p>
@@ -2169,13 +3901,27 @@
         <w:rPr>
           <w:lang w:val="en-US"/>
         </w:rPr>
-        <w:t>“Build anomaly/dissociation detector producing caution_level + restrictions using confidence gating and persistence. Include tests that prevent false positives when HR confidence is low or zones are uncertain.”</w:t>
-      </w:r>
-    </w:p>
-    <w:p>
-      <w:r>
-        <w:pict w14:anchorId="2FD23827">
-          <v:rect id="_x0000_i1034" style="width:0;height:1.5pt" o:hralign="center" o:hrstd="t" o:hr="t" fillcolor="#a0a0a0" stroked="f"/>
+        <w:t xml:space="preserve">“Build anomaly/dissociation detector producing </w:t>
+      </w:r>
+      <w:proofErr w:type="spellStart"/>
+      <w:r>
+        <w:rPr>
+          <w:lang w:val="en-US"/>
+        </w:rPr>
+        <w:t>caution_level</w:t>
+      </w:r>
+      <w:proofErr w:type="spellEnd"/>
+      <w:r>
+        <w:rPr>
+          <w:lang w:val="en-US"/>
+        </w:rPr>
+        <w:t xml:space="preserve"> + restrictions using confidence gating and persistence. Include tests that prevent false positives when HR confidence is low or zones are uncertain.”</w:t>
+      </w:r>
+    </w:p>
+    <w:p>
+      <w:r>
+        <w:pict w14:anchorId="40935EEC">
+          <v:rect id="_x0000_i1070" style="width:0;height:1.5pt" o:hralign="center" o:hrstd="t" o:hr="t" fillcolor="#a0a0a0" stroked="f"/>
         </w:pict>
       </w:r>
     </w:p>
@@ -2206,7 +3952,21 @@
         <w:rPr>
           <w:lang w:val="en-US"/>
         </w:rPr>
-        <w:t>Put in src/lib/core/planning/**.</w:t>
+        <w:t xml:space="preserve">Put in </w:t>
+      </w:r>
+      <w:proofErr w:type="spellStart"/>
+      <w:r>
+        <w:rPr>
+          <w:lang w:val="en-US"/>
+        </w:rPr>
+        <w:t>src</w:t>
+      </w:r>
+      <w:proofErr w:type="spellEnd"/>
+      <w:r>
+        <w:rPr>
+          <w:lang w:val="en-US"/>
+        </w:rPr>
+        <w:t>/lib/core/planning/**.</w:t>
       </w:r>
     </w:p>
     <w:p>
@@ -2255,7 +4015,21 @@
         <w:rPr>
           <w:lang w:val="en-US"/>
         </w:rPr>
-        <w:t>Candidates reference deterministic templates (template_ref) rendered by UI (not LLM)</w:t>
+        <w:t>Candidates reference deterministic templates (</w:t>
+      </w:r>
+      <w:proofErr w:type="spellStart"/>
+      <w:r>
+        <w:rPr>
+          <w:lang w:val="en-US"/>
+        </w:rPr>
+        <w:t>template_ref</w:t>
+      </w:r>
+      <w:proofErr w:type="spellEnd"/>
+      <w:r>
+        <w:rPr>
+          <w:lang w:val="en-US"/>
+        </w:rPr>
+        <w:t>) rendered by UI (not LLM)</w:t>
       </w:r>
     </w:p>
     <w:p>
@@ -2348,6 +4122,7 @@
     </w:p>
     <w:p>
       <w:r>
+        <w:lastRenderedPageBreak/>
         <w:t>Each candidate output includes:</w:t>
       </w:r>
     </w:p>
@@ -2394,11 +4169,19 @@
           <w:lang w:val="en-US"/>
         </w:rPr>
       </w:pPr>
-      <w:r>
-        <w:rPr>
-          <w:lang w:val="en-US"/>
-        </w:rPr>
-        <w:t>computed_evidence_summary (numbers computed in code)</w:t>
+      <w:proofErr w:type="spellStart"/>
+      <w:r>
+        <w:rPr>
+          <w:lang w:val="en-US"/>
+        </w:rPr>
+        <w:t>computed_evidence_summary</w:t>
+      </w:r>
+      <w:proofErr w:type="spellEnd"/>
+      <w:r>
+        <w:rPr>
+          <w:lang w:val="en-US"/>
+        </w:rPr>
+        <w:t xml:space="preserve"> (numbers computed in code)</w:t>
       </w:r>
     </w:p>
     <w:p>
@@ -2426,13 +4209,41 @@
         <w:rPr>
           <w:lang w:val="en-US"/>
         </w:rPr>
-        <w:t>“Implement deterministic candidate generation with hard guardrails and least-intervention policy. Ensure outputs include reason_codes + computed_evidence_summary for explainability and fallback. Add tests for injury, illness, low readiness, and normal scenarios.”</w:t>
-      </w:r>
-    </w:p>
-    <w:p>
-      <w:r>
-        <w:pict w14:anchorId="2EC10EA7">
-          <v:rect id="_x0000_i1035" style="width:0;height:1.5pt" o:hralign="center" o:hrstd="t" o:hr="t" fillcolor="#a0a0a0" stroked="f"/>
+        <w:t xml:space="preserve">“Implement deterministic candidate generation with hard guardrails and least-intervention policy. Ensure outputs include </w:t>
+      </w:r>
+      <w:proofErr w:type="spellStart"/>
+      <w:r>
+        <w:rPr>
+          <w:lang w:val="en-US"/>
+        </w:rPr>
+        <w:t>reason_codes</w:t>
+      </w:r>
+      <w:proofErr w:type="spellEnd"/>
+      <w:r>
+        <w:rPr>
+          <w:lang w:val="en-US"/>
+        </w:rPr>
+        <w:t xml:space="preserve"> + </w:t>
+      </w:r>
+      <w:proofErr w:type="spellStart"/>
+      <w:r>
+        <w:rPr>
+          <w:lang w:val="en-US"/>
+        </w:rPr>
+        <w:t>computed_evidence_summary</w:t>
+      </w:r>
+      <w:proofErr w:type="spellEnd"/>
+      <w:r>
+        <w:rPr>
+          <w:lang w:val="en-US"/>
+        </w:rPr>
+        <w:t xml:space="preserve"> for explainability and fallback. Add tests for injury, illness, low readiness, and normal scenarios.”</w:t>
+      </w:r>
+    </w:p>
+    <w:p>
+      <w:r>
+        <w:pict w14:anchorId="70AD5D45">
+          <v:rect id="_x0000_i1071" style="width:0;height:1.5pt" o:hralign="center" o:hrstd="t" o:hr="t" fillcolor="#a0a0a0" stroked="f"/>
         </w:pict>
       </w:r>
     </w:p>
@@ -2463,7 +4274,35 @@
         <w:rPr>
           <w:lang w:val="en-US"/>
         </w:rPr>
-        <w:t>Put in src/lib/core/llm/**.</w:t>
+        <w:t xml:space="preserve">Put in </w:t>
+      </w:r>
+      <w:proofErr w:type="spellStart"/>
+      <w:r>
+        <w:rPr>
+          <w:lang w:val="en-US"/>
+        </w:rPr>
+        <w:t>src</w:t>
+      </w:r>
+      <w:proofErr w:type="spellEnd"/>
+      <w:r>
+        <w:rPr>
+          <w:lang w:val="en-US"/>
+        </w:rPr>
+        <w:t>/lib/core/</w:t>
+      </w:r>
+      <w:proofErr w:type="spellStart"/>
+      <w:r>
+        <w:rPr>
+          <w:lang w:val="en-US"/>
+        </w:rPr>
+        <w:t>llm</w:t>
+      </w:r>
+      <w:proofErr w:type="spellEnd"/>
+      <w:r>
+        <w:rPr>
+          <w:lang w:val="en-US"/>
+        </w:rPr>
+        <w:t>/**.</w:t>
       </w:r>
     </w:p>
     <w:p>
@@ -2489,7 +4328,6 @@
         </w:numPr>
       </w:pPr>
       <w:r>
-        <w:lastRenderedPageBreak/>
         <w:t>Create NarratorOutputSchema (small surface):</w:t>
       </w:r>
     </w:p>
@@ -2730,6 +4568,7 @@
         <w:rPr>
           <w:lang w:val="en-US"/>
         </w:rPr>
+        <w:lastRenderedPageBreak/>
         <w:t xml:space="preserve">“Implement LLM narrator with strict JSON schema validation via Zod. Add resilience: validate → repair once → fallback templates. Log raw LLM output and validation errors. </w:t>
       </w:r>
       <w:r>
@@ -2738,8 +4577,8 @@
     </w:p>
     <w:p>
       <w:r>
-        <w:pict w14:anchorId="3F5BF861">
-          <v:rect id="_x0000_i1036" style="width:0;height:1.5pt" o:hralign="center" o:hrstd="t" o:hr="t" fillcolor="#a0a0a0" stroked="f"/>
+        <w:pict w14:anchorId="45E02297">
+          <v:rect id="_x0000_i1072" style="width:0;height:1.5pt" o:hralign="center" o:hrstd="t" o:hr="t" fillcolor="#a0a0a0" stroked="f"/>
         </w:pict>
       </w:r>
     </w:p>
@@ -2789,8 +4628,30 @@
         <w:rPr>
           <w:lang w:val="en-US"/>
         </w:rPr>
-        <w:t>POST app/api/recommendation/today/route.ts</w:t>
-      </w:r>
+        <w:t xml:space="preserve">POST </w:t>
+      </w:r>
+      <w:proofErr w:type="spellStart"/>
+      <w:r>
+        <w:rPr>
+          <w:lang w:val="en-US"/>
+        </w:rPr>
+        <w:t>api</w:t>
+      </w:r>
+      <w:proofErr w:type="spellEnd"/>
+      <w:r>
+        <w:rPr>
+          <w:lang w:val="en-US"/>
+        </w:rPr>
+        <w:t>/recommendation/</w:t>
+      </w:r>
+      <w:proofErr w:type="spellStart"/>
+      <w:r>
+        <w:rPr>
+          <w:lang w:val="en-US"/>
+        </w:rPr>
+        <w:t>today.ts</w:t>
+      </w:r>
+      <w:proofErr w:type="spellEnd"/>
     </w:p>
     <w:p>
       <w:pPr>
@@ -2888,8 +4749,30 @@
         <w:rPr>
           <w:lang w:val="en-US"/>
         </w:rPr>
-        <w:t>POST app/api/recommendation/choice/route.ts</w:t>
-      </w:r>
+        <w:t xml:space="preserve">POST </w:t>
+      </w:r>
+      <w:proofErr w:type="spellStart"/>
+      <w:r>
+        <w:rPr>
+          <w:lang w:val="en-US"/>
+        </w:rPr>
+        <w:t>api</w:t>
+      </w:r>
+      <w:proofErr w:type="spellEnd"/>
+      <w:r>
+        <w:rPr>
+          <w:lang w:val="en-US"/>
+        </w:rPr>
+        <w:t>/recommendation/</w:t>
+      </w:r>
+      <w:proofErr w:type="spellStart"/>
+      <w:r>
+        <w:rPr>
+          <w:lang w:val="en-US"/>
+        </w:rPr>
+        <w:t>choice.ts</w:t>
+      </w:r>
+      <w:proofErr w:type="spellEnd"/>
     </w:p>
     <w:p>
       <w:pPr>
@@ -2905,8 +4788,30 @@
         <w:rPr>
           <w:lang w:val="en-US"/>
         </w:rPr>
-        <w:t>POST app/api/user-flags/route.ts</w:t>
-      </w:r>
+        <w:t xml:space="preserve">POST </w:t>
+      </w:r>
+      <w:proofErr w:type="spellStart"/>
+      <w:r>
+        <w:rPr>
+          <w:lang w:val="en-US"/>
+        </w:rPr>
+        <w:t>api</w:t>
+      </w:r>
+      <w:proofErr w:type="spellEnd"/>
+      <w:r>
+        <w:rPr>
+          <w:lang w:val="en-US"/>
+        </w:rPr>
+        <w:t>/user-flags/</w:t>
+      </w:r>
+      <w:proofErr w:type="spellStart"/>
+      <w:r>
+        <w:rPr>
+          <w:lang w:val="en-US"/>
+        </w:rPr>
+        <w:t>route.ts</w:t>
+      </w:r>
+      <w:proofErr w:type="spellEnd"/>
     </w:p>
     <w:p>
       <w:pPr>
@@ -2920,7 +4825,6 @@
           <w:b/>
           <w:bCs/>
         </w:rPr>
-        <w:lastRenderedPageBreak/>
         <w:t>10.3 Calibration endpoints</w:t>
       </w:r>
     </w:p>
@@ -2938,8 +4842,30 @@
         <w:rPr>
           <w:lang w:val="en-US"/>
         </w:rPr>
-        <w:t>POST app/api/calibration/undo/route.ts</w:t>
-      </w:r>
+        <w:t xml:space="preserve">POST </w:t>
+      </w:r>
+      <w:proofErr w:type="spellStart"/>
+      <w:r>
+        <w:rPr>
+          <w:lang w:val="en-US"/>
+        </w:rPr>
+        <w:t>api</w:t>
+      </w:r>
+      <w:proofErr w:type="spellEnd"/>
+      <w:r>
+        <w:rPr>
+          <w:lang w:val="en-US"/>
+        </w:rPr>
+        <w:t>/calibration/undo/</w:t>
+      </w:r>
+      <w:proofErr w:type="spellStart"/>
+      <w:r>
+        <w:rPr>
+          <w:lang w:val="en-US"/>
+        </w:rPr>
+        <w:t>route.ts</w:t>
+      </w:r>
+      <w:proofErr w:type="spellEnd"/>
     </w:p>
     <w:p>
       <w:pPr>
@@ -2955,8 +4881,30 @@
         <w:rPr>
           <w:lang w:val="en-US"/>
         </w:rPr>
-        <w:t>POST app/api/calibration/lock/route.ts</w:t>
-      </w:r>
+        <w:t xml:space="preserve">POST </w:t>
+      </w:r>
+      <w:proofErr w:type="spellStart"/>
+      <w:r>
+        <w:rPr>
+          <w:lang w:val="en-US"/>
+        </w:rPr>
+        <w:t>api</w:t>
+      </w:r>
+      <w:proofErr w:type="spellEnd"/>
+      <w:r>
+        <w:rPr>
+          <w:lang w:val="en-US"/>
+        </w:rPr>
+        <w:t>/calibration/lock/</w:t>
+      </w:r>
+      <w:proofErr w:type="spellStart"/>
+      <w:r>
+        <w:rPr>
+          <w:lang w:val="en-US"/>
+        </w:rPr>
+        <w:t>route.ts</w:t>
+      </w:r>
+      <w:proofErr w:type="spellEnd"/>
     </w:p>
     <w:p>
       <w:pPr>
@@ -2988,8 +4936,8 @@
     </w:p>
     <w:p>
       <w:r>
-        <w:pict w14:anchorId="465487AA">
-          <v:rect id="_x0000_i1037" style="width:0;height:1.5pt" o:hralign="center" o:hrstd="t" o:hr="t" fillcolor="#a0a0a0" stroked="f"/>
+        <w:pict w14:anchorId="429BE4E1">
+          <v:rect id="_x0000_i1073" style="width:0;height:1.5pt" o:hralign="center" o:hrstd="t" o:hr="t" fillcolor="#a0a0a0" stroked="f"/>
         </w:pict>
       </w:r>
     </w:p>
@@ -3048,7 +4996,21 @@
         <w:rPr>
           <w:lang w:val="en-US"/>
         </w:rPr>
-        <w:t>Render candidate text from deterministic templates (template_ref)</w:t>
+        <w:t>Render candidate text from deterministic templates (</w:t>
+      </w:r>
+      <w:proofErr w:type="spellStart"/>
+      <w:r>
+        <w:rPr>
+          <w:lang w:val="en-US"/>
+        </w:rPr>
+        <w:t>template_ref</w:t>
+      </w:r>
+      <w:proofErr w:type="spellEnd"/>
+      <w:r>
+        <w:rPr>
+          <w:lang w:val="en-US"/>
+        </w:rPr>
+        <w:t>)</w:t>
       </w:r>
     </w:p>
     <w:p>
@@ -3134,6 +5096,7 @@
           <w:b/>
           <w:bCs/>
         </w:rPr>
+        <w:lastRenderedPageBreak/>
         <w:t>11.3 Calibration UX (trust-first)</w:t>
       </w:r>
     </w:p>
@@ -3222,8 +5185,8 @@
     </w:p>
     <w:p>
       <w:r>
-        <w:pict w14:anchorId="33E56A36">
-          <v:rect id="_x0000_i1038" style="width:0;height:1.5pt" o:hralign="center" o:hrstd="t" o:hr="t" fillcolor="#a0a0a0" stroked="f"/>
+        <w:pict w14:anchorId="71A86666">
+          <v:rect id="_x0000_i1074" style="width:0;height:1.5pt" o:hralign="center" o:hrstd="t" o:hr="t" fillcolor="#a0a0a0" stroked="f"/>
         </w:pict>
       </w:r>
     </w:p>
@@ -3254,7 +5217,21 @@
         <w:rPr>
           <w:lang w:val="en-US"/>
         </w:rPr>
-        <w:t>Put in src/lib/core/calibration/**.</w:t>
+        <w:t xml:space="preserve">Put in </w:t>
+      </w:r>
+      <w:proofErr w:type="spellStart"/>
+      <w:r>
+        <w:rPr>
+          <w:lang w:val="en-US"/>
+        </w:rPr>
+        <w:t>src</w:t>
+      </w:r>
+      <w:proofErr w:type="spellEnd"/>
+      <w:r>
+        <w:rPr>
+          <w:lang w:val="en-US"/>
+        </w:rPr>
+        <w:t>/lib/core/calibration/**.</w:t>
       </w:r>
     </w:p>
     <w:p>
@@ -3320,7 +5297,6 @@
         <w:rPr>
           <w:lang w:val="en-US"/>
         </w:rPr>
-        <w:lastRenderedPageBreak/>
         <w:t>If confidence low: do not auto-apply; optionally suggest in Accuracy mode</w:t>
       </w:r>
     </w:p>
@@ -3456,12 +5432,42 @@
           <w:lang w:val="en-US"/>
         </w:rPr>
       </w:pPr>
-      <w:r>
-        <w:rPr>
-          <w:lang w:val="en-US"/>
-        </w:rPr>
-        <w:t>old→new, effective_from, applied_at</w:t>
-      </w:r>
+      <w:proofErr w:type="spellStart"/>
+      <w:r>
+        <w:rPr>
+          <w:lang w:val="en-US"/>
+        </w:rPr>
+        <w:t>old→new</w:t>
+      </w:r>
+      <w:proofErr w:type="spellEnd"/>
+      <w:r>
+        <w:rPr>
+          <w:lang w:val="en-US"/>
+        </w:rPr>
+        <w:t xml:space="preserve">, </w:t>
+      </w:r>
+      <w:proofErr w:type="spellStart"/>
+      <w:r>
+        <w:rPr>
+          <w:lang w:val="en-US"/>
+        </w:rPr>
+        <w:t>effective_from</w:t>
+      </w:r>
+      <w:proofErr w:type="spellEnd"/>
+      <w:r>
+        <w:rPr>
+          <w:lang w:val="en-US"/>
+        </w:rPr>
+        <w:t xml:space="preserve">, </w:t>
+      </w:r>
+      <w:proofErr w:type="spellStart"/>
+      <w:r>
+        <w:rPr>
+          <w:lang w:val="en-US"/>
+        </w:rPr>
+        <w:t>applied_at</w:t>
+      </w:r>
+      <w:proofErr w:type="spellEnd"/>
     </w:p>
     <w:p>
       <w:pPr>
@@ -3488,7 +5494,21 @@
         <w:rPr>
           <w:lang w:val="en-US"/>
         </w:rPr>
-        <w:t>evidence pointers (canonical IDs + source_ref)</w:t>
+        <w:t xml:space="preserve">evidence pointers (canonical IDs + </w:t>
+      </w:r>
+      <w:proofErr w:type="spellStart"/>
+      <w:r>
+        <w:rPr>
+          <w:lang w:val="en-US"/>
+        </w:rPr>
+        <w:t>source_ref</w:t>
+      </w:r>
+      <w:proofErr w:type="spellEnd"/>
+      <w:r>
+        <w:rPr>
+          <w:lang w:val="en-US"/>
+        </w:rPr>
+        <w:t>)</w:t>
       </w:r>
     </w:p>
     <w:p>
@@ -3515,6 +5535,7 @@
     </w:p>
     <w:p>
       <w:r>
+        <w:lastRenderedPageBreak/>
         <w:t>Undo:</w:t>
       </w:r>
     </w:p>
@@ -3570,7 +5591,21 @@
         <w:rPr>
           <w:lang w:val="en-US"/>
         </w:rPr>
-        <w:t>set lock_until for that parameter</w:t>
+        <w:t xml:space="preserve">set </w:t>
+      </w:r>
+      <w:proofErr w:type="spellStart"/>
+      <w:r>
+        <w:rPr>
+          <w:lang w:val="en-US"/>
+        </w:rPr>
+        <w:t>lock_until</w:t>
+      </w:r>
+      <w:proofErr w:type="spellEnd"/>
+      <w:r>
+        <w:rPr>
+          <w:lang w:val="en-US"/>
+        </w:rPr>
+        <w:t xml:space="preserve"> for that parameter</w:t>
       </w:r>
     </w:p>
     <w:p>
@@ -3598,13 +5633,27 @@
         <w:rPr>
           <w:lang w:val="en-US"/>
         </w:rPr>
-        <w:t>“Implement passive calibration with confidence gating, append-only calibration_events, and undo/lock/cooldown behavior. Include evidence pointers and tests to avoid spikes and prevent ‘fight the user’ loops.”</w:t>
-      </w:r>
-    </w:p>
-    <w:p>
-      <w:r>
-        <w:pict w14:anchorId="03287136">
-          <v:rect id="_x0000_i1039" style="width:0;height:1.5pt" o:hralign="center" o:hrstd="t" o:hr="t" fillcolor="#a0a0a0" stroked="f"/>
+        <w:t xml:space="preserve">“Implement passive calibration with confidence gating, append-only </w:t>
+      </w:r>
+      <w:proofErr w:type="spellStart"/>
+      <w:r>
+        <w:rPr>
+          <w:lang w:val="en-US"/>
+        </w:rPr>
+        <w:t>calibration_events</w:t>
+      </w:r>
+      <w:proofErr w:type="spellEnd"/>
+      <w:r>
+        <w:rPr>
+          <w:lang w:val="en-US"/>
+        </w:rPr>
+        <w:t>, and undo/lock/cooldown behavior. Include evidence pointers and tests to avoid spikes and prevent ‘fight the user’ loops.”</w:t>
+      </w:r>
+    </w:p>
+    <w:p>
+      <w:r>
+        <w:pict w14:anchorId="646D4F03">
+          <v:rect id="_x0000_i1075" style="width:0;height:1.5pt" o:hralign="center" o:hrstd="t" o:hr="t" fillcolor="#a0a0a0" stroked="f"/>
         </w:pict>
       </w:r>
     </w:p>
@@ -3646,11 +5695,19 @@
           <w:lang w:val="en-US"/>
         </w:rPr>
       </w:pPr>
-      <w:r>
-        <w:rPr>
-          <w:lang w:val="en-US"/>
-        </w:rPr>
-        <w:t>cron sync batches (counts, timings, failures)</w:t>
+      <w:proofErr w:type="spellStart"/>
+      <w:r>
+        <w:rPr>
+          <w:lang w:val="en-US"/>
+        </w:rPr>
+        <w:t>cron</w:t>
+      </w:r>
+      <w:proofErr w:type="spellEnd"/>
+      <w:r>
+        <w:rPr>
+          <w:lang w:val="en-US"/>
+        </w:rPr>
+        <w:t xml:space="preserve"> sync batches (counts, timings, failures)</w:t>
       </w:r>
     </w:p>
     <w:p>
@@ -3689,7 +5746,6 @@
         </w:numPr>
       </w:pPr>
       <w:r>
-        <w:lastRenderedPageBreak/>
         <w:t>LLM validation fails + repair outcomes</w:t>
       </w:r>
     </w:p>
@@ -3735,7 +5791,21 @@
         <w:rPr>
           <w:lang w:val="en-US"/>
         </w:rPr>
-        <w:t>show reason codes + evidence + confidence + provenance pointers (source_ref)</w:t>
+        <w:t>show reason codes + evidence + confidence + provenance pointers (</w:t>
+      </w:r>
+      <w:proofErr w:type="spellStart"/>
+      <w:r>
+        <w:rPr>
+          <w:lang w:val="en-US"/>
+        </w:rPr>
+        <w:t>source_ref</w:t>
+      </w:r>
+      <w:proofErr w:type="spellEnd"/>
+      <w:r>
+        <w:rPr>
+          <w:lang w:val="en-US"/>
+        </w:rPr>
+        <w:t>)</w:t>
       </w:r>
     </w:p>
     <w:p>
@@ -3768,8 +5838,8 @@
     </w:p>
     <w:p>
       <w:r>
-        <w:pict w14:anchorId="418BE50E">
-          <v:rect id="_x0000_i1040" style="width:0;height:1.5pt" o:hralign="center" o:hrstd="t" o:hr="t" fillcolor="#a0a0a0" stroked="f"/>
+        <w:pict w14:anchorId="507D1EF3">
+          <v:rect id="_x0000_i1076" style="width:0;height:1.5pt" o:hralign="center" o:hrstd="t" o:hr="t" fillcolor="#a0a0a0" stroked="f"/>
         </w:pict>
       </w:r>
     </w:p>
@@ -3804,7 +5874,21 @@
         <w:rPr>
           <w:lang w:val="en-US"/>
         </w:rPr>
-        <w:t>All core logic stays in src/lib/core/** as pure functions where possible</w:t>
+        <w:t xml:space="preserve">All core logic stays in </w:t>
+      </w:r>
+      <w:proofErr w:type="spellStart"/>
+      <w:r>
+        <w:rPr>
+          <w:lang w:val="en-US"/>
+        </w:rPr>
+        <w:t>src</w:t>
+      </w:r>
+      <w:proofErr w:type="spellEnd"/>
+      <w:r>
+        <w:rPr>
+          <w:lang w:val="en-US"/>
+        </w:rPr>
+        <w:t>/lib/core/** as pure functions where possible</w:t>
       </w:r>
     </w:p>
     <w:p>
@@ -3860,8 +5944,8 @@
     </w:p>
     <w:p>
       <w:r>
-        <w:pict w14:anchorId="2EDF2C05">
-          <v:rect id="_x0000_i1041" style="width:0;height:1.5pt" o:hralign="center" o:hrstd="t" o:hr="t" fillcolor="#a0a0a0" stroked="f"/>
+        <w:pict w14:anchorId="6B192997">
+          <v:rect id="_x0000_i1077" style="width:0;height:1.5pt" o:hralign="center" o:hrstd="t" o:hr="t" fillcolor="#a0a0a0" stroked="f"/>
         </w:pict>
       </w:r>
     </w:p>
@@ -3884,6 +5968,7 @@
     </w:p>
     <w:p>
       <w:r>
+        <w:lastRenderedPageBreak/>
         <w:t>When you ask Claude:</w:t>
       </w:r>
     </w:p>
@@ -3901,7 +5986,21 @@
         <w:rPr>
           <w:lang w:val="en-US"/>
         </w:rPr>
-        <w:t>constrain scope (“only edit src/lib/core/math/*”)</w:t>
+        <w:t xml:space="preserve">constrain scope (“only edit </w:t>
+      </w:r>
+      <w:proofErr w:type="spellStart"/>
+      <w:r>
+        <w:rPr>
+          <w:lang w:val="en-US"/>
+        </w:rPr>
+        <w:t>src</w:t>
+      </w:r>
+      <w:proofErr w:type="spellEnd"/>
+      <w:r>
+        <w:rPr>
+          <w:lang w:val="en-US"/>
+        </w:rPr>
+        <w:t>/lib/core/math/*”)</w:t>
       </w:r>
     </w:p>
     <w:p>
@@ -3962,8 +6061,8 @@
     </w:p>
     <w:p>
       <w:r>
-        <w:pict w14:anchorId="42A895CE">
-          <v:rect id="_x0000_i1042" style="width:0;height:1.5pt" o:hralign="center" o:hrstd="t" o:hr="t" fillcolor="#a0a0a0" stroked="f"/>
+        <w:pict w14:anchorId="3F5D737A">
+          <v:rect id="_x0000_i1078" style="width:0;height:1.5pt" o:hralign="center" o:hrstd="t" o:hr="t" fillcolor="#a0a0a0" stroked="f"/>
         </w:pict>
       </w:r>
     </w:p>
@@ -3973,26 +6072,6 @@
           <w:lang w:val="en-US"/>
         </w:rPr>
       </w:pPr>
-      <w:r>
-        <w:rPr>
-          <w:lang w:val="en-US"/>
-        </w:rPr>
-        <w:t xml:space="preserve">If you want, I can now convert this checklist into a </w:t>
-      </w:r>
-      <w:r>
-        <w:rPr>
-          <w:b/>
-          <w:bCs/>
-          <w:lang w:val="en-US"/>
-        </w:rPr>
-        <w:t>Claude execution script</w:t>
-      </w:r>
-      <w:r>
-        <w:rPr>
-          <w:lang w:val="en-US"/>
-        </w:rPr>
-        <w:t>: a sequence of 15–25 copy/paste prompts that each produce one module + tests, in the correct order, without Claude touching unrelated parts of the codebase.</w:t>
-      </w:r>
     </w:p>
     <w:p>
       <w:pPr>
@@ -10158,6 +12237,7 @@
   <w:style w:type="paragraph" w:default="1" w:styleId="Normal">
     <w:name w:val="Normal"/>
     <w:qFormat/>
+    <w:rsid w:val="001C3F0B"/>
   </w:style>
   <w:style w:type="paragraph" w:styleId="Heading1">
     <w:name w:val="heading 1"/>
